--- a/child dev/ukg, child dev.docx
+++ b/child dev/ukg, child dev.docx
@@ -4031,8 +4031,6 @@
           <w:rFonts w:ascii="Times New Roman" w:hAnsi="Times New Roman" w:cs="Times New Roman"/>
           <w:b/>
           <w:caps/>
-          <w:sz w:val="24"/>
-          <w:szCs w:val="24"/>
         </w:rPr>
       </w:pPr>
       <w:r>
@@ -4040,8 +4038,6 @@
           <w:rFonts w:ascii="Times New Roman" w:hAnsi="Times New Roman" w:cs="Times New Roman"/>
           <w:b/>
           <w:caps/>
-          <w:sz w:val="24"/>
-          <w:szCs w:val="24"/>
         </w:rPr>
         <w:t>Language art (english)</w:t>
       </w:r>
@@ -4067,16 +4063,12 @@
               <w:rPr>
                 <w:rFonts w:ascii="Times New Roman" w:hAnsi="Times New Roman" w:cs="Times New Roman"/>
                 <w:b/>
-                <w:sz w:val="24"/>
-                <w:szCs w:val="24"/>
               </w:rPr>
             </w:pPr>
             <w:r>
               <w:rPr>
                 <w:rFonts w:ascii="Times New Roman" w:hAnsi="Times New Roman" w:cs="Times New Roman"/>
                 <w:b/>
-                <w:sz w:val="24"/>
-                <w:szCs w:val="24"/>
               </w:rPr>
               <w:t>Learning Outcomes</w:t>
             </w:r>
@@ -4091,16 +4083,12 @@
               <w:rPr>
                 <w:rFonts w:ascii="Times New Roman" w:hAnsi="Times New Roman" w:cs="Times New Roman"/>
                 <w:b/>
-                <w:sz w:val="24"/>
-                <w:szCs w:val="24"/>
               </w:rPr>
             </w:pPr>
             <w:r>
               <w:rPr>
                 <w:rFonts w:ascii="Times New Roman" w:hAnsi="Times New Roman" w:cs="Times New Roman"/>
                 <w:b/>
-                <w:sz w:val="24"/>
-                <w:szCs w:val="24"/>
               </w:rPr>
               <w:t>Grade</w:t>
             </w:r>
@@ -4128,7 +4116,7 @@
               <w:rPr>
                 <w:rFonts w:asciiTheme="majorBidi" w:hAnsiTheme="majorBidi" w:cstheme="majorBidi"/>
               </w:rPr>
-              <w:t>Can write down action words.</w:t>
+              <w:t>Can see the picture and tick the correct sentence.</w:t>
             </w:r>
           </w:p>
         </w:tc>
@@ -4168,7 +4156,7 @@
               <w:rPr>
                 <w:rFonts w:asciiTheme="majorBidi" w:hAnsiTheme="majorBidi" w:cstheme="majorBidi"/>
               </w:rPr>
-              <w:t>Can answer the following question.</w:t>
+              <w:t>Can change singular into plural.</w:t>
             </w:r>
           </w:p>
         </w:tc>
@@ -4208,7 +4196,7 @@
               <w:rPr>
                 <w:rFonts w:asciiTheme="majorBidi" w:hAnsiTheme="majorBidi" w:cstheme="majorBidi"/>
               </w:rPr>
-              <w:t>Can make, 2/2 words.</w:t>
+              <w:t>Can write opposite words.</w:t>
             </w:r>
           </w:p>
         </w:tc>
@@ -4248,7 +4236,13 @@
               <w:rPr>
                 <w:rFonts w:asciiTheme="majorBidi" w:hAnsiTheme="majorBidi" w:cstheme="majorBidi"/>
               </w:rPr>
-              <w:t>Can put 'a' or an' before words.</w:t>
+              <w:t>Can add ‘ing’</w:t>
+            </w:r>
+            <w:r>
+              <w:rPr>
+                <w:rFonts w:asciiTheme="majorBidi" w:hAnsiTheme="majorBidi" w:cstheme="majorBidi"/>
+              </w:rPr>
+              <w:t>.</w:t>
             </w:r>
           </w:p>
         </w:tc>
@@ -4288,7 +4282,7 @@
               <w:rPr>
                 <w:rFonts w:asciiTheme="majorBidi" w:hAnsiTheme="majorBidi" w:cstheme="majorBidi"/>
               </w:rPr>
-              <w:t>Can make 'en' words.</w:t>
+              <w:t>Can put ‘a’ or ‘an’ before the word.</w:t>
             </w:r>
           </w:p>
         </w:tc>
@@ -4328,7 +4322,7 @@
               <w:rPr>
                 <w:rFonts w:asciiTheme="majorBidi" w:hAnsiTheme="majorBidi" w:cstheme="majorBidi"/>
               </w:rPr>
-              <w:t>Can change singular into plural.</w:t>
+              <w:t>Can match sentences with the correct picture.</w:t>
             </w:r>
           </w:p>
         </w:tc>
@@ -4368,19 +4362,7 @@
               <w:rPr>
                 <w:rFonts w:asciiTheme="majorBidi" w:hAnsiTheme="majorBidi" w:cstheme="majorBidi"/>
               </w:rPr>
-              <w:t xml:space="preserve">Can </w:t>
-            </w:r>
-            <w:r>
-              <w:rPr>
-                <w:rFonts w:asciiTheme="majorBidi" w:hAnsiTheme="majorBidi" w:cstheme="majorBidi"/>
-              </w:rPr>
-              <w:t>m</w:t>
-            </w:r>
-            <w:r>
-              <w:rPr>
-                <w:rFonts w:asciiTheme="majorBidi" w:hAnsiTheme="majorBidi" w:cstheme="majorBidi"/>
-              </w:rPr>
-              <w:t>ake sentences, using 'These' and 'Those'.</w:t>
+              <w:t>Can fill in the blanks with ‘is’, ‘am’, ‘are’.</w:t>
             </w:r>
           </w:p>
         </w:tc>
@@ -4420,7 +4402,7 @@
               <w:rPr>
                 <w:rFonts w:asciiTheme="majorBidi" w:hAnsiTheme="majorBidi" w:cstheme="majorBidi"/>
               </w:rPr>
-              <w:t>Can add 'ing'.</w:t>
+              <w:t>Can answer the question in ‘Yes it is’ or ‘No it is not.’</w:t>
             </w:r>
           </w:p>
         </w:tc>
@@ -4460,7 +4442,7 @@
               <w:rPr>
                 <w:rFonts w:asciiTheme="majorBidi" w:hAnsiTheme="majorBidi" w:cstheme="majorBidi"/>
               </w:rPr>
-              <w:t>Can fill in the blanks with He/she/It.</w:t>
+              <w:t>Can make sentences using He/She/It.</w:t>
             </w:r>
           </w:p>
         </w:tc>
@@ -4500,7 +4482,7 @@
               <w:rPr>
                 <w:rFonts w:asciiTheme="majorBidi" w:hAnsiTheme="majorBidi" w:cstheme="majorBidi"/>
               </w:rPr>
-              <w:t>Can make sentences with the help of the given table.</w:t>
+              <w:t>Can complete the paragraph.</w:t>
             </w:r>
           </w:p>
         </w:tc>
@@ -4528,8 +4510,8 @@
           <w:rFonts w:ascii="Times New Roman" w:hAnsi="Times New Roman" w:cs="Times New Roman"/>
           <w:b/>
           <w:caps/>
-          <w:sz w:val="24"/>
-          <w:szCs w:val="24"/>
+          <w:sz w:val="2"/>
+          <w:szCs w:val="2"/>
         </w:rPr>
       </w:pPr>
     </w:p>
@@ -4541,8 +4523,6 @@
           <w:rFonts w:ascii="Times New Roman" w:hAnsi="Times New Roman" w:cs="Times New Roman"/>
           <w:b/>
           <w:caps/>
-          <w:sz w:val="24"/>
-          <w:szCs w:val="24"/>
         </w:rPr>
       </w:pPr>
       <w:r>
@@ -4550,8 +4530,6 @@
           <w:rFonts w:ascii="Times New Roman" w:hAnsi="Times New Roman" w:cs="Times New Roman"/>
           <w:b/>
           <w:caps/>
-          <w:sz w:val="24"/>
-          <w:szCs w:val="24"/>
         </w:rPr>
         <w:t xml:space="preserve">Language art </w:t>
       </w:r>
@@ -4560,8 +4538,8 @@
           <w:rFonts w:ascii="Preeti" w:hAnsi="Preeti" w:cs="Times New Roman"/>
           <w:b/>
           <w:caps/>
-          <w:sz w:val="26"/>
-          <w:szCs w:val="26"/>
+          <w:sz w:val="24"/>
+          <w:szCs w:val="24"/>
         </w:rPr>
         <w:t>-</w:t>
       </w:r>
@@ -4570,8 +4548,8 @@
           <w:rFonts w:ascii="Preeti" w:hAnsi="Preeti" w:cs="Times New Roman"/>
           <w:b/>
           <w:bCs/>
-          <w:sz w:val="28"/>
-          <w:szCs w:val="28"/>
+          <w:sz w:val="24"/>
+          <w:szCs w:val="24"/>
         </w:rPr>
         <w:t>g]kfnL</w:t>
       </w:r>
@@ -4580,8 +4558,8 @@
           <w:rFonts w:ascii="Preeti" w:hAnsi="Preeti" w:cs="Times New Roman"/>
           <w:b/>
           <w:caps/>
-          <w:sz w:val="26"/>
-          <w:szCs w:val="26"/>
+          <w:sz w:val="24"/>
+          <w:szCs w:val="24"/>
         </w:rPr>
         <w:t>_</w:t>
       </w:r>
@@ -4614,8 +4592,8 @@
               <w:rPr>
                 <w:rFonts w:ascii="Preeti" w:hAnsi="Preeti" w:cs="Times New Roman"/>
                 <w:b/>
-                <w:sz w:val="26"/>
-                <w:szCs w:val="26"/>
+                <w:sz w:val="24"/>
+                <w:szCs w:val="24"/>
               </w:rPr>
               <w:t>l;sfO{ pknlAwx¿</w:t>
             </w:r>
@@ -4639,8 +4617,8 @@
               <w:rPr>
                 <w:rFonts w:ascii="Preeti" w:hAnsi="Preeti" w:cs="Times New Roman"/>
                 <w:b/>
-                <w:sz w:val="26"/>
-                <w:szCs w:val="26"/>
+                <w:sz w:val="24"/>
+                <w:szCs w:val="24"/>
               </w:rPr>
               <w:t>u|]8</w:t>
             </w:r>
@@ -4668,9 +4646,11 @@
             </w:pPr>
             <w:r>
               <w:rPr>
-                <w:rFonts w:ascii="Preeti" w:hAnsi="Preeti"/>
-              </w:rPr>
-              <w:t>rf/ cIf/n] ag]sf zAbx¿ n]Vg ;S5g\ .</w:t>
+                <w:rFonts w:ascii="Preeti" w:hAnsi="Preeti" w:cs="Times New Roman"/>
+                <w:sz w:val="24"/>
+                <w:szCs w:val="24"/>
+              </w:rPr>
+              <w:t>Dfqf nufP/ n]Vg ;S5g\ .</w:t>
             </w:r>
           </w:p>
         </w:tc>
@@ -4710,21 +4690,27 @@
             </w:pPr>
             <w:r>
               <w:rPr>
-                <w:rFonts w:ascii="Preeti" w:hAnsi="Preeti"/>
-              </w:rPr>
-              <w:t>bL3{ Osf/ -</w:t>
-            </w:r>
-            <w:r>
-              <w:rPr>
-                <w:rFonts w:ascii="Preeti" w:hAnsi="Preeti"/>
-              </w:rPr>
-              <w:t>L</w:t>
-            </w:r>
-            <w:r>
-              <w:rPr>
-                <w:rFonts w:ascii="Preeti" w:hAnsi="Preeti"/>
-              </w:rPr>
-              <w:t>_ nfu]sf zAbx¿ n]Vg ;S5g\ .</w:t>
+                <w:rFonts w:ascii="Preeti" w:hAnsi="Preeti" w:cs="Times New Roman"/>
+                <w:sz w:val="24"/>
+                <w:szCs w:val="24"/>
+              </w:rPr>
+              <w:t>rGb</w:t>
+            </w:r>
+            <w:r>
+              <w:rPr>
+                <w:rFonts w:ascii="Preeti" w:hAnsi="Preeti" w:cs="Times New Roman"/>
+                <w:sz w:val="24"/>
+                <w:szCs w:val="24"/>
+              </w:rPr>
+              <w:t>«laGb' - F _ dfqf nfu]sf zAbx¿ n]Vg ;S</w:t>
+            </w:r>
+            <w:r>
+              <w:rPr>
+                <w:rFonts w:ascii="Preeti" w:hAnsi="Preeti" w:cs="Times New Roman"/>
+                <w:sz w:val="24"/>
+                <w:szCs w:val="24"/>
+              </w:rPr>
+              <w:t>5g\ .</w:t>
             </w:r>
           </w:p>
         </w:tc>
@@ -4764,15 +4750,19 @@
             </w:pPr>
             <w:r>
               <w:rPr>
-                <w:rFonts w:ascii="Preeti" w:hAnsi="Preeti"/>
-              </w:rPr>
-              <w:t>zAb agfpg ;S5g\</w:t>
-            </w:r>
-            <w:r>
-              <w:rPr>
-                <w:rFonts w:ascii="Preeti" w:hAnsi="Preeti"/>
-              </w:rPr>
-              <w:t xml:space="preserve"> .</w:t>
+                <w:rFonts w:ascii="Preeti" w:hAnsi="Preeti" w:cs="Times New Roman"/>
+                <w:sz w:val="24"/>
+                <w:szCs w:val="24"/>
+              </w:rPr>
+              <w:t xml:space="preserve">cf]sf/ - f] _ dfqf </w:t>
+            </w:r>
+            <w:r>
+              <w:rPr>
+                <w:rFonts w:ascii="Preeti" w:hAnsi="Preeti" w:cs="Times New Roman"/>
+                <w:sz w:val="24"/>
+                <w:szCs w:val="24"/>
+              </w:rPr>
+              <w:t>nfu]sf zAbx¿ n]Vg ;S5g\ .</w:t>
             </w:r>
           </w:p>
         </w:tc>
@@ -4812,21 +4802,19 @@
             </w:pPr>
             <w:r>
               <w:rPr>
-                <w:rFonts w:ascii="Preeti" w:hAnsi="Preeti"/>
-              </w:rPr>
-              <w:t>nofTds gePsf] zAbdf uf]nf] 3]/f nufpg ;S5g\</w:t>
-            </w:r>
-            <w:r>
-              <w:rPr>
-                <w:rFonts w:ascii="Preeti" w:hAnsi="Preeti"/>
-              </w:rPr>
-              <w:t xml:space="preserve"> </w:t>
-            </w:r>
-            <w:r>
-              <w:rPr>
-                <w:rFonts w:ascii="Preeti" w:hAnsi="Preeti"/>
-              </w:rPr>
-              <w:t>.</w:t>
+                <w:rFonts w:ascii="Preeti" w:hAnsi="Preeti" w:cs="Times New Roman"/>
+                <w:sz w:val="24"/>
+                <w:szCs w:val="24"/>
+              </w:rPr>
+              <w:t>k|Zgsf] p</w:t>
+            </w:r>
+            <w:r>
+              <w:rPr>
+                <w:rFonts w:ascii="Preeti" w:hAnsi="Preeti" w:cs="Times New Roman"/>
+                <w:sz w:val="24"/>
+                <w:szCs w:val="24"/>
+              </w:rPr>
+              <w:t>Q/ lbg ;S5g\ .</w:t>
             </w:r>
           </w:p>
         </w:tc>
@@ -4866,15 +4854,19 @@
             </w:pPr>
             <w:r>
               <w:rPr>
-                <w:rFonts w:ascii="Preeti" w:hAnsi="Preeti"/>
-              </w:rPr>
-              <w:t xml:space="preserve">j0f{ 5'6\ofP/ n]Vg ;S5g\ </w:t>
-            </w:r>
-            <w:r>
-              <w:rPr>
-                <w:rFonts w:ascii="Preeti" w:hAnsi="Preeti"/>
-              </w:rPr>
-              <w:t>.</w:t>
+                <w:rFonts w:ascii="Preeti" w:hAnsi="Preeti" w:cs="Times New Roman"/>
+                <w:sz w:val="24"/>
+                <w:szCs w:val="24"/>
+              </w:rPr>
+              <w:t xml:space="preserve">;'¿sf] cIf/df </w:t>
+            </w:r>
+            <w:r>
+              <w:rPr>
+                <w:rFonts w:ascii="Preeti" w:hAnsi="Preeti" w:cs="Times New Roman"/>
+                <w:sz w:val="24"/>
+                <w:szCs w:val="24"/>
+              </w:rPr>
+              <w:t>c+sf/ dfqf nufpg ;S5g\ .</w:t>
             </w:r>
           </w:p>
         </w:tc>
@@ -4914,13 +4906,7 @@
               <w:rPr>
                 <w:rFonts w:ascii="Preeti" w:hAnsi="Preeti"/>
               </w:rPr>
-              <w:t>qm</w:t>
-            </w:r>
-            <w:r>
-              <w:rPr>
-                <w:rFonts w:ascii="Preeti" w:hAnsi="Preeti"/>
-              </w:rPr>
-              <w:t>d ldnfP/ n]Vg ;S5g\ .</w:t>
+              <w:t>a0f{ hf]8]/ zAb agfpg ;S5g .</w:t>
             </w:r>
           </w:p>
         </w:tc>
@@ -4960,21 +4946,71 @@
             </w:pPr>
             <w:r>
               <w:rPr>
-                <w:rFonts w:ascii="Preeti" w:hAnsi="Preeti"/>
-              </w:rPr>
-              <w:t>afx</w:t>
-            </w:r>
-            <w:r>
-              <w:rPr>
-                <w:rFonts w:ascii="Preeti" w:hAnsi="Preeti"/>
-              </w:rPr>
-              <w:t>|</w:t>
-            </w:r>
-            <w:r>
-              <w:rPr>
-                <w:rFonts w:ascii="Preeti" w:hAnsi="Preeti"/>
-              </w:rPr>
-              <w:t>v/L n]vg ;S5g\ .</w:t>
+                <w:rFonts w:ascii="Preeti" w:hAnsi="Preeti" w:cs="Times New Roman"/>
+                <w:sz w:val="24"/>
+                <w:szCs w:val="24"/>
+              </w:rPr>
+              <w:t>lbOPsf] ;d"xaf6 nofTds gePsf zAbnfO{ j|m; l</w:t>
+            </w:r>
+            <w:r>
+              <w:rPr>
+                <w:rFonts w:ascii="Preeti" w:hAnsi="Preeti" w:cs="Times New Roman"/>
+                <w:sz w:val="24"/>
+                <w:szCs w:val="24"/>
+              </w:rPr>
+              <w:t>rGx nufpg ;S5g .</w:t>
+            </w:r>
+          </w:p>
+        </w:tc>
+        <w:tc>
+          <w:tcPr>
+            <w:tcW w:w="713" w:type="pct"/>
+          </w:tcPr>
+          <w:p>
+            <w:pPr>
+              <w:rPr>
+                <w:rFonts w:ascii="Preeti" w:hAnsi="Preeti" w:cs="Times New Roman"/>
+                <w:sz w:val="32"/>
+                <w:szCs w:val="28"/>
+              </w:rPr>
+            </w:pPr>
+          </w:p>
+        </w:tc>
+      </w:tr>
+      <w:tr>
+        <w:tc>
+          <w:tcPr>
+            <w:tcW w:w="4287" w:type="pct"/>
+          </w:tcPr>
+          <w:p>
+            <w:pPr>
+              <w:pStyle w:val="ListParagraph"/>
+              <w:numPr>
+                <w:ilvl w:val="0"/>
+                <w:numId w:val="2"/>
+              </w:numPr>
+              <w:ind w:left="251" w:right="-73" w:hanging="251"/>
+              <w:rPr>
+                <w:rFonts w:ascii="Preeti" w:hAnsi="Preeti" w:cs="Times New Roman"/>
+                <w:sz w:val="24"/>
+                <w:szCs w:val="24"/>
+              </w:rPr>
+            </w:pPr>
+            <w:r>
+              <w:rPr>
+                <w:rFonts w:ascii="Preeti" w:hAnsi="Preeti" w:cs="Times New Roman"/>
+                <w:sz w:val="24"/>
+                <w:szCs w:val="24"/>
+              </w:rPr>
+              <w:t>zAb zAb hf]</w:t>
+            </w:r>
+            <w:r>
+              <w:rPr>
+                <w:rFonts w:ascii="Preeti" w:hAnsi="Preeti" w:cs="Times New Roman"/>
+                <w:sz w:val="24"/>
+                <w:szCs w:val="24"/>
+              </w:rPr>
+              <w:t>8]/ jfSo afgpg ;S5g\ .</w:t>
             </w:r>
           </w:p>
         </w:tc>
@@ -5014,45 +5050,11 @@
             </w:pPr>
             <w:r>
               <w:rPr>
-                <w:rFonts w:ascii="Preeti" w:hAnsi="Preeti"/>
-              </w:rPr>
-              <w:t>P]sf/ nfu]sf zAbx¿nfO{</w:t>
-            </w:r>
-            <w:r>
-              <w:rPr>
-                <w:rFonts w:ascii="Preeti" w:hAnsi="Preeti"/>
-              </w:rPr>
-              <w:t xml:space="preserve"> </w:t>
-            </w:r>
-            <w:r>
-              <w:rPr>
-                <w:rFonts w:ascii="Preeti" w:hAnsi="Preeti"/>
-              </w:rPr>
-              <w:t>uf]nf] 3]/f nufpg</w:t>
-            </w:r>
-            <w:r>
-              <w:rPr>
-                <w:rFonts w:ascii="Preeti" w:hAnsi="Preeti"/>
-              </w:rPr>
-              <w:t xml:space="preserve"> </w:t>
-            </w:r>
-            <w:r>
-              <w:rPr>
-                <w:rFonts w:ascii="Preeti" w:hAnsi="Preeti"/>
-              </w:rPr>
-              <w:t>;S5g\</w:t>
-            </w:r>
-            <w:r>
-              <w:rPr>
-                <w:rFonts w:ascii="Preeti" w:hAnsi="Preeti"/>
-              </w:rPr>
-              <w:t xml:space="preserve"> </w:t>
-            </w:r>
-            <w:r>
-              <w:rPr>
-                <w:rFonts w:ascii="Preeti" w:hAnsi="Preeti"/>
-              </w:rPr>
-              <w:t>.</w:t>
+                <w:rFonts w:ascii="Preeti" w:hAnsi="Preeti" w:cs="Times New Roman"/>
+                <w:sz w:val="24"/>
+                <w:szCs w:val="24"/>
+              </w:rPr>
+              <w:t>afx|v/L n]Vg] ;S5g\ .</w:t>
             </w:r>
           </w:p>
         </w:tc>
@@ -5092,15 +5094,19 @@
             </w:pPr>
             <w:r>
               <w:rPr>
-                <w:rFonts w:ascii="Preeti" w:hAnsi="Preeti"/>
-              </w:rPr>
-              <w:t>lrq x]/]/] gfd n]Vg ;S5g\ ;S5g\</w:t>
-            </w:r>
-            <w:r>
-              <w:rPr>
-                <w:rFonts w:ascii="Preeti" w:hAnsi="Preeti"/>
-              </w:rPr>
-              <w:t xml:space="preserve"> .</w:t>
+                <w:rFonts w:ascii="Preeti" w:hAnsi="Preeti" w:cs="Times New Roman"/>
+                <w:sz w:val="24"/>
+                <w:szCs w:val="24"/>
+              </w:rPr>
+              <w:t>v'</w:t>
+            </w:r>
+            <w:r>
+              <w:rPr>
+                <w:rFonts w:ascii="Preeti" w:hAnsi="Preeti" w:cs="Times New Roman"/>
+                <w:sz w:val="24"/>
+                <w:szCs w:val="24"/>
+              </w:rPr>
+              <w:t>6\6f tfg]sf zAbx¿nfO{ dfq 3]/f nufpg ;S5g\\ .</w:t>
             </w:r>
           </w:p>
         </w:tc>
@@ -5140,33 +5146,11 @@
             </w:pPr>
             <w:r>
               <w:rPr>
-                <w:rFonts w:ascii="Preeti" w:hAnsi="Preeti"/>
-              </w:rPr>
-              <w:t>z</w:t>
-            </w:r>
-            <w:r>
-              <w:rPr>
-                <w:rFonts w:ascii="Preeti" w:hAnsi="Preeti"/>
-              </w:rPr>
-              <w:t>Ab</w:t>
-            </w:r>
-            <w:r>
-              <w:rPr>
-                <w:rFonts w:ascii="Preeti" w:hAnsi="Preeti"/>
-              </w:rPr>
-              <w:t>x¿ hf]8/ jfSo agfpg ;S5g\</w:t>
-            </w:r>
-            <w:r>
-              <w:rPr>
-                <w:rFonts w:ascii="Preeti" w:hAnsi="Preeti"/>
-              </w:rPr>
-              <w:t xml:space="preserve"> </w:t>
-            </w:r>
-            <w:r>
-              <w:rPr>
-                <w:rFonts w:ascii="Preeti" w:hAnsi="Preeti"/>
-              </w:rPr>
-              <w:t>.</w:t>
+                <w:rFonts w:ascii="Preeti" w:hAnsi="Preeti" w:cs="Times New Roman"/>
+                <w:sz w:val="24"/>
+                <w:szCs w:val="24"/>
+              </w:rPr>
+              <w:t>lrq x]/L gfd n]Vg ;S5g\ .</w:t>
             </w:r>
           </w:p>
         </w:tc>
@@ -5194,8 +5178,8 @@
           <w:rFonts w:ascii="Times New Roman" w:hAnsi="Times New Roman" w:cs="Times New Roman"/>
           <w:b/>
           <w:caps/>
-          <w:sz w:val="24"/>
-          <w:szCs w:val="24"/>
+          <w:sz w:val="2"/>
+          <w:szCs w:val="2"/>
         </w:rPr>
       </w:pPr>
     </w:p>
@@ -5207,8 +5191,6 @@
           <w:rFonts w:ascii="Times New Roman" w:hAnsi="Times New Roman" w:cs="Times New Roman"/>
           <w:b/>
           <w:caps/>
-          <w:sz w:val="24"/>
-          <w:szCs w:val="24"/>
         </w:rPr>
       </w:pPr>
       <w:r>
@@ -5216,8 +5198,6 @@
           <w:rFonts w:ascii="Times New Roman" w:hAnsi="Times New Roman" w:cs="Times New Roman"/>
           <w:b/>
           <w:caps/>
-          <w:sz w:val="24"/>
-          <w:szCs w:val="24"/>
         </w:rPr>
         <w:t>Maths</w:t>
       </w:r>
@@ -5243,16 +5223,12 @@
               <w:rPr>
                 <w:rFonts w:ascii="Times New Roman" w:hAnsi="Times New Roman" w:cs="Times New Roman"/>
                 <w:b/>
-                <w:sz w:val="24"/>
-                <w:szCs w:val="24"/>
               </w:rPr>
             </w:pPr>
             <w:r>
               <w:rPr>
                 <w:rFonts w:ascii="Times New Roman" w:hAnsi="Times New Roman" w:cs="Times New Roman"/>
                 <w:b/>
-                <w:sz w:val="24"/>
-                <w:szCs w:val="24"/>
               </w:rPr>
               <w:t>Learning Outcomes</w:t>
             </w:r>
@@ -5267,16 +5243,12 @@
               <w:rPr>
                 <w:rFonts w:ascii="Times New Roman" w:hAnsi="Times New Roman" w:cs="Times New Roman"/>
                 <w:b/>
-                <w:sz w:val="24"/>
-                <w:szCs w:val="24"/>
               </w:rPr>
             </w:pPr>
             <w:r>
               <w:rPr>
                 <w:rFonts w:ascii="Times New Roman" w:hAnsi="Times New Roman" w:cs="Times New Roman"/>
                 <w:b/>
-                <w:sz w:val="24"/>
-                <w:szCs w:val="24"/>
               </w:rPr>
               <w:t>Grade</w:t>
             </w:r>
@@ -5304,7 +5276,7 @@
               <w:rPr>
                 <w:rFonts w:asciiTheme="majorBidi" w:hAnsiTheme="majorBidi" w:cstheme="majorBidi"/>
               </w:rPr>
-              <w:t>Can Add (+)</w:t>
+              <w:t>Can what come before.</w:t>
             </w:r>
           </w:p>
         </w:tc>
@@ -5344,31 +5316,7 @@
               <w:rPr>
                 <w:rFonts w:asciiTheme="majorBidi" w:hAnsiTheme="majorBidi" w:cstheme="majorBidi"/>
               </w:rPr>
-              <w:t>Can write</w:t>
-            </w:r>
-            <w:r>
-              <w:rPr>
-                <w:rFonts w:asciiTheme="majorBidi" w:hAnsiTheme="majorBidi" w:cstheme="majorBidi"/>
-              </w:rPr>
-              <w:t xml:space="preserve"> </w:t>
-            </w:r>
-            <w:r>
-              <w:rPr>
-                <w:rFonts w:asciiTheme="majorBidi" w:hAnsiTheme="majorBidi" w:cstheme="majorBidi"/>
-              </w:rPr>
-              <w:t>5</w:t>
-            </w:r>
-            <w:r>
-              <w:rPr>
-                <w:rFonts w:asciiTheme="majorBidi" w:hAnsiTheme="majorBidi" w:cstheme="majorBidi"/>
-              </w:rPr>
-              <w:t>/</w:t>
-            </w:r>
-            <w:r>
-              <w:rPr>
-                <w:rFonts w:asciiTheme="majorBidi" w:hAnsiTheme="majorBidi" w:cstheme="majorBidi"/>
-              </w:rPr>
-              <w:t>5 odd and even numbers.</w:t>
+              <w:t>Can subtraction.</w:t>
             </w:r>
           </w:p>
         </w:tc>
@@ -5408,28 +5356,7 @@
               <w:rPr>
                 <w:rFonts w:asciiTheme="majorBidi" w:hAnsiTheme="majorBidi" w:cstheme="majorBidi"/>
               </w:rPr>
-              <w:t xml:space="preserve">Can write from </w:t>
-            </w:r>
-            <w:r>
-              <w:rPr>
-                <w:rFonts w:ascii="Kokila" w:hAnsi="Kokila" w:cs="Kokila" w:hint="cs"/>
-                <w:cs/>
-              </w:rPr>
-              <w:t>४०</w:t>
-            </w:r>
-            <w:r>
-              <w:rPr>
-                <w:rFonts w:asciiTheme="majorBidi" w:hAnsiTheme="majorBidi" w:cstheme="majorBidi"/>
-                <w:cs/>
-              </w:rPr>
-              <w:t>-</w:t>
-            </w:r>
-            <w:r>
-              <w:rPr>
-                <w:rFonts w:ascii="Kokila" w:hAnsi="Kokila" w:cs="Kokila" w:hint="cs"/>
-                <w:cs/>
-              </w:rPr>
-              <w:t>५०</w:t>
+              <w:t>Can addition.</w:t>
             </w:r>
           </w:p>
         </w:tc>
@@ -5469,19 +5396,7 @@
               <w:rPr>
                 <w:rFonts w:asciiTheme="majorBidi" w:hAnsiTheme="majorBidi" w:cstheme="majorBidi"/>
               </w:rPr>
-              <w:t>Can write the number</w:t>
-            </w:r>
-            <w:r>
-              <w:rPr>
-                <w:rFonts w:asciiTheme="majorBidi" w:hAnsiTheme="majorBidi" w:cstheme="majorBidi"/>
-              </w:rPr>
-              <w:t>s</w:t>
-            </w:r>
-            <w:r>
-              <w:rPr>
-                <w:rFonts w:asciiTheme="majorBidi" w:hAnsiTheme="majorBidi" w:cstheme="majorBidi"/>
-              </w:rPr>
-              <w:t xml:space="preserve"> name.</w:t>
+              <w:t>Can write Devnagari numbers.</w:t>
             </w:r>
           </w:p>
         </w:tc>
@@ -5521,49 +5436,7 @@
               <w:rPr>
                 <w:rFonts w:asciiTheme="majorBidi" w:hAnsiTheme="majorBidi" w:cstheme="majorBidi"/>
               </w:rPr>
-              <w:t>Can put si</w:t>
-            </w:r>
-            <w:r>
-              <w:rPr>
-                <w:rFonts w:asciiTheme="majorBidi" w:hAnsiTheme="majorBidi" w:cstheme="majorBidi"/>
-              </w:rPr>
-              <w:t>g</w:t>
-            </w:r>
-            <w:r>
-              <w:rPr>
-                <w:rFonts w:asciiTheme="majorBidi" w:hAnsiTheme="majorBidi" w:cstheme="majorBidi"/>
-              </w:rPr>
-              <w:t>n '</w:t>
-            </w:r>
-            <w:r>
-              <w:rPr>
-                <w:rFonts w:asciiTheme="majorBidi" w:hAnsiTheme="majorBidi" w:cstheme="majorBidi"/>
-              </w:rPr>
-              <w:t>&lt;</w:t>
-            </w:r>
-            <w:r>
-              <w:rPr>
-                <w:rFonts w:asciiTheme="majorBidi" w:hAnsiTheme="majorBidi" w:cstheme="majorBidi"/>
-              </w:rPr>
-              <w:t>', '</w:t>
-            </w:r>
-            <w:r>
-              <w:rPr>
-                <w:rFonts w:asciiTheme="majorBidi" w:hAnsiTheme="majorBidi" w:cstheme="majorBidi"/>
-              </w:rPr>
-              <w:t>&gt;</w:t>
-            </w:r>
-            <w:r>
-              <w:rPr>
-                <w:rFonts w:asciiTheme="majorBidi" w:hAnsiTheme="majorBidi" w:cstheme="majorBidi"/>
-              </w:rPr>
-              <w:t>' and '</w:t>
-            </w:r>
-            <w:r>
-              <w:rPr>
-                <w:rFonts w:asciiTheme="majorBidi" w:hAnsiTheme="majorBidi" w:cstheme="majorBidi"/>
-              </w:rPr>
-              <w:t>='.</w:t>
+              <w:t>Can write numbers name.</w:t>
             </w:r>
           </w:p>
         </w:tc>
@@ -5603,59 +5476,11 @@
             </w:pPr>
             <w:r>
               <w:rPr>
-                <w:rFonts w:ascii="Preeti" w:hAnsi="Preeti" w:cstheme="majorBidi"/>
-                <w:sz w:val="24"/>
-                <w:szCs w:val="24"/>
-              </w:rPr>
-              <w:t>c</w:t>
-            </w:r>
-            <w:r>
-              <w:rPr>
-                <w:rFonts w:ascii="Preeti" w:hAnsi="Preeti" w:cstheme="majorBidi"/>
-                <w:sz w:val="24"/>
-                <w:szCs w:val="24"/>
-              </w:rPr>
-              <w:t>ª\</w:t>
-            </w:r>
-            <w:r>
-              <w:rPr>
-                <w:rFonts w:ascii="Preeti" w:hAnsi="Preeti" w:cstheme="majorBidi"/>
-                <w:sz w:val="24"/>
-                <w:szCs w:val="24"/>
-              </w:rPr>
-              <w:t>snf</w:t>
-            </w:r>
-            <w:r>
-              <w:rPr>
-                <w:rFonts w:ascii="Preeti" w:hAnsi="Preeti" w:cstheme="majorBidi"/>
-                <w:sz w:val="24"/>
-                <w:szCs w:val="24"/>
-              </w:rPr>
-              <w:t>O{</w:t>
-            </w:r>
-            <w:r>
-              <w:rPr>
-                <w:rFonts w:ascii="Preeti" w:hAnsi="Preeti" w:cstheme="majorBidi"/>
-                <w:sz w:val="24"/>
-                <w:szCs w:val="24"/>
-              </w:rPr>
-              <w:t xml:space="preserve"> cIf/df n]Vg ;S5g\</w:t>
-            </w:r>
-            <w:r>
-              <w:rPr>
-                <w:rFonts w:ascii="Preeti" w:hAnsi="Preeti" w:cstheme="majorBidi"/>
-                <w:sz w:val="24"/>
-                <w:szCs w:val="24"/>
-              </w:rPr>
-              <w:t xml:space="preserve"> </w:t>
-            </w:r>
-            <w:r>
-              <w:rPr>
-                <w:rFonts w:ascii="Preeti" w:hAnsi="Preeti" w:cstheme="majorBidi"/>
-                <w:sz w:val="24"/>
-                <w:szCs w:val="24"/>
-              </w:rPr>
-              <w:t>.</w:t>
+                <w:rFonts w:asciiTheme="majorBidi" w:hAnsiTheme="majorBidi" w:cstheme="majorBidi"/>
+                <w:sz w:val="24"/>
+                <w:szCs w:val="24"/>
+              </w:rPr>
+              <w:t>Can write odd and even numbers.</w:t>
             </w:r>
           </w:p>
         </w:tc>
@@ -5695,7 +5520,7 @@
               <w:rPr>
                 <w:rFonts w:asciiTheme="majorBidi" w:hAnsiTheme="majorBidi" w:cstheme="majorBidi"/>
               </w:rPr>
-              <w:t>Can write the name of shapes.</w:t>
+              <w:t>Can compare the numbers and put ‘&lt;’, ‘&gt;’ or ‘=’.</w:t>
             </w:r>
           </w:p>
         </w:tc>
@@ -5735,13 +5560,7 @@
               <w:rPr>
                 <w:rFonts w:asciiTheme="majorBidi" w:hAnsiTheme="majorBidi" w:cstheme="majorBidi"/>
               </w:rPr>
-              <w:t>Can write table of 2</w:t>
-            </w:r>
-            <w:r>
-              <w:rPr>
-                <w:rFonts w:asciiTheme="majorBidi" w:hAnsiTheme="majorBidi" w:cstheme="majorBidi"/>
-              </w:rPr>
-              <w:t>.</w:t>
+              <w:t>Can write the ordinal numbers.</w:t>
             </w:r>
           </w:p>
         </w:tc>
@@ -5781,26 +5600,7 @@
               <w:rPr>
                 <w:rFonts w:asciiTheme="majorBidi" w:hAnsiTheme="majorBidi" w:cstheme="majorBidi"/>
               </w:rPr>
-              <w:t>Can</w:t>
-            </w:r>
-            <w:r>
-              <w:rPr>
-                <w:rFonts w:asciiTheme="majorBidi" w:hAnsiTheme="majorBidi" w:cstheme="majorBidi"/>
-              </w:rPr>
-              <w:t xml:space="preserve"> write</w:t>
-            </w:r>
-            <w:r>
-              <w:rPr>
-                <w:rFonts w:asciiTheme="majorBidi" w:hAnsiTheme="majorBidi" w:cstheme="majorBidi"/>
-              </w:rPr>
-              <w:t xml:space="preserve"> what comes after, before and between</w:t>
-            </w:r>
-            <w:r>
-              <w:rPr>
-                <w:rFonts w:asciiTheme="majorBidi" w:hAnsiTheme="majorBidi" w:cstheme="majorBidi"/>
-                <w:cs/>
-              </w:rPr>
-              <w:t>.</w:t>
+              <w:t>Can match the following.</w:t>
             </w:r>
           </w:p>
         </w:tc>
@@ -5840,13 +5640,47 @@
               <w:rPr>
                 <w:rFonts w:asciiTheme="majorBidi" w:hAnsiTheme="majorBidi" w:cstheme="majorBidi"/>
               </w:rPr>
-              <w:t>Can complete the pattern</w:t>
-            </w:r>
-            <w:r>
+              <w:t>Can write shapes name.</w:t>
+            </w:r>
+          </w:p>
+        </w:tc>
+        <w:tc>
+          <w:tcPr>
+            <w:tcW w:w="713" w:type="pct"/>
+          </w:tcPr>
+          <w:p>
+            <w:pPr>
+              <w:rPr>
+                <w:rFonts w:ascii="Times New Roman" w:hAnsi="Times New Roman" w:cs="Times New Roman"/>
+                <w:sz w:val="24"/>
+                <w:szCs w:val="24"/>
+              </w:rPr>
+            </w:pPr>
+          </w:p>
+        </w:tc>
+      </w:tr>
+      <w:tr>
+        <w:tc>
+          <w:tcPr>
+            <w:tcW w:w="4287" w:type="pct"/>
+          </w:tcPr>
+          <w:p>
+            <w:pPr>
+              <w:pStyle w:val="ListParagraph"/>
+              <w:numPr>
+                <w:ilvl w:val="0"/>
+                <w:numId w:val="1"/>
+              </w:numPr>
+              <w:ind w:left="270" w:right="-138" w:hanging="270"/>
               <w:rPr>
                 <w:rFonts w:asciiTheme="majorBidi" w:hAnsiTheme="majorBidi" w:cstheme="majorBidi"/>
               </w:rPr>
-              <w:t>s</w:t>
+            </w:pPr>
+            <w:r>
+              <w:rPr>
+                <w:rFonts w:asciiTheme="majorBidi" w:hAnsiTheme="majorBidi" w:cstheme="majorBidi"/>
+              </w:rPr>
+              <w:t>Can colour the half part of the given picture</w:t>
             </w:r>
             <w:r>
               <w:rPr>
@@ -5872,19 +5706,6 @@
         </w:tc>
       </w:tr>
     </w:tbl>
-    <w:p>
-      <w:pPr>
-        <w:spacing w:after="0" w:line="240" w:lineRule="auto"/>
-        <w:jc w:val="center"/>
-        <w:rPr>
-          <w:rFonts w:asciiTheme="majorBidi" w:hAnsiTheme="majorBidi" w:cstheme="majorBidi"/>
-          <w:b/>
-          <w:bCs/>
-          <w:sz w:val="28"/>
-          <w:szCs w:val="28"/>
-        </w:rPr>
-      </w:pPr>
-    </w:p>
     <w:p>
       <w:pPr>
         <w:spacing w:after="0" w:line="240" w:lineRule="auto"/>
@@ -5905,6 +5726,7 @@
           <w:sz w:val="28"/>
           <w:szCs w:val="28"/>
         </w:rPr>
+        <w:lastRenderedPageBreak/>
         <w:t>Social Science</w:t>
       </w:r>
     </w:p>
@@ -6002,7 +5824,7 @@
                 <w:sz w:val="28"/>
                 <w:szCs w:val="28"/>
               </w:rPr>
-              <w:t>Can write the name of birds.</w:t>
+              <w:t>Can write the name of flower.</w:t>
             </w:r>
           </w:p>
         </w:tc>
@@ -6049,7 +5871,7 @@
                 <w:sz w:val="28"/>
                 <w:szCs w:val="28"/>
               </w:rPr>
-              <w:t>Can write the name of water transports.</w:t>
+              <w:t>Can name of sports.</w:t>
             </w:r>
           </w:p>
         </w:tc>
@@ -6096,7 +5918,7 @@
                 <w:sz w:val="28"/>
                 <w:szCs w:val="28"/>
               </w:rPr>
-              <w:t>Can write the name of flowers.</w:t>
+              <w:t>Can write the name of vegetable.</w:t>
             </w:r>
           </w:p>
         </w:tc>
@@ -6143,7 +5965,7 @@
                 <w:sz w:val="28"/>
                 <w:szCs w:val="28"/>
               </w:rPr>
-              <w:t>Can write the name of vegetable.</w:t>
+              <w:t>Can write the name of weather.</w:t>
             </w:r>
           </w:p>
         </w:tc>
@@ -6190,7 +6012,7 @@
                 <w:sz w:val="28"/>
                 <w:szCs w:val="28"/>
               </w:rPr>
-              <w:t>Can write the name of fruits.</w:t>
+              <w:t>Can write the name of product which we get from animal.</w:t>
             </w:r>
           </w:p>
         </w:tc>
@@ -6237,7 +6059,7 @@
                 <w:sz w:val="28"/>
                 <w:szCs w:val="28"/>
               </w:rPr>
-              <w:t>Can write the name of water animals.</w:t>
+              <w:t>Can write the name of given picture.</w:t>
             </w:r>
           </w:p>
         </w:tc>
@@ -6284,7 +6106,7 @@
                 <w:sz w:val="28"/>
                 <w:szCs w:val="28"/>
               </w:rPr>
-              <w:t>Can match the sense organs to their function</w:t>
+              <w:t>Can write ‘good’ and ‘bad’.</w:t>
             </w:r>
           </w:p>
         </w:tc>
@@ -6331,7 +6153,7 @@
                 <w:sz w:val="28"/>
                 <w:szCs w:val="28"/>
               </w:rPr>
-              <w:t>Can look at the picture and circle the correct word.</w:t>
+              <w:t>Can fill in the blanks.</w:t>
             </w:r>
           </w:p>
         </w:tc>
@@ -6378,7 +6200,7 @@
                 <w:sz w:val="28"/>
                 <w:szCs w:val="28"/>
               </w:rPr>
-              <w:t>Can write down 3/3 living things and non-living things.</w:t>
+              <w:t>Can match the following.</w:t>
             </w:r>
           </w:p>
         </w:tc>
@@ -6425,23 +6247,7 @@
                 <w:sz w:val="28"/>
                 <w:szCs w:val="28"/>
               </w:rPr>
-              <w:t>Can write name of the given picture</w:t>
-            </w:r>
-            <w:r>
-              <w:rPr>
-                <w:rFonts w:asciiTheme="majorBidi" w:hAnsiTheme="majorBidi" w:cstheme="majorBidi"/>
-                <w:sz w:val="28"/>
-                <w:szCs w:val="28"/>
-              </w:rPr>
-              <w:t>s</w:t>
-            </w:r>
-            <w:r>
-              <w:rPr>
-                <w:rFonts w:asciiTheme="majorBidi" w:hAnsiTheme="majorBidi" w:cstheme="majorBidi"/>
-                <w:sz w:val="28"/>
-                <w:szCs w:val="28"/>
-              </w:rPr>
-              <w:t>.</w:t>
+              <w:t>Can write healthy and unhealthy food.</w:t>
             </w:r>
           </w:p>
         </w:tc>
@@ -6488,23 +6294,7 @@
                 <w:sz w:val="28"/>
                 <w:szCs w:val="28"/>
               </w:rPr>
-              <w:t>Can Tick (</w:t>
-            </w:r>
-            <w:r>
-              <w:rPr>
-                <w:rFonts w:ascii="Segoe UI Symbol" w:hAnsi="Segoe UI Symbol" w:cs="Segoe UI Symbol"/>
-                <w:sz w:val="28"/>
-                <w:szCs w:val="28"/>
-              </w:rPr>
-              <w:t>✔</w:t>
-            </w:r>
-            <w:r>
-              <w:rPr>
-                <w:rFonts w:asciiTheme="majorBidi" w:hAnsiTheme="majorBidi" w:cstheme="majorBidi"/>
-                <w:sz w:val="28"/>
-                <w:szCs w:val="28"/>
-              </w:rPr>
-              <w:t>) the correct answer.</w:t>
+              <w:t>Can write the name of parts of plant.</w:t>
             </w:r>
           </w:p>
         </w:tc>
@@ -6524,19 +6314,6 @@
         </w:tc>
       </w:tr>
     </w:tbl>
-    <w:p>
-      <w:pPr>
-        <w:spacing w:after="0" w:line="240" w:lineRule="auto"/>
-        <w:jc w:val="center"/>
-        <w:rPr>
-          <w:rFonts w:ascii="Times New Roman" w:hAnsi="Times New Roman" w:cs="Times New Roman"/>
-          <w:b/>
-          <w:caps/>
-          <w:sz w:val="26"/>
-          <w:szCs w:val="26"/>
-        </w:rPr>
-      </w:pPr>
-    </w:p>
     <w:p>
       <w:pPr>
         <w:spacing w:after="0" w:line="240" w:lineRule="auto"/>
@@ -6698,7 +6475,7 @@
                 <w:sz w:val="28"/>
                 <w:szCs w:val="28"/>
               </w:rPr>
-              <w:t>Traffic light song</w:t>
+              <w:t>Traffic fight song</w:t>
             </w:r>
           </w:p>
         </w:tc>
@@ -6842,7 +6619,7 @@
                 <w:sz w:val="28"/>
                 <w:szCs w:val="28"/>
               </w:rPr>
-              <w:t>I am happy today</w:t>
+              <w:t>I am happy today.</w:t>
             </w:r>
           </w:p>
         </w:tc>
@@ -6938,15 +6715,7 @@
                 <w:sz w:val="28"/>
                 <w:szCs w:val="28"/>
               </w:rPr>
-              <w:t xml:space="preserve">Today is </w:t>
-            </w:r>
-            <w:r>
-              <w:rPr>
-                <w:rFonts w:asciiTheme="majorBidi" w:hAnsiTheme="majorBidi" w:cstheme="majorBidi"/>
-                <w:sz w:val="28"/>
-                <w:szCs w:val="28"/>
-              </w:rPr>
-              <w:t>sunday</w:t>
+              <w:t>Today is Sunday</w:t>
             </w:r>
           </w:p>
         </w:tc>
@@ -6994,15 +6763,7 @@
                 <w:sz w:val="28"/>
                 <w:szCs w:val="28"/>
               </w:rPr>
-              <w:t>P ;fyL P ;fyL af</w:t>
-            </w:r>
-            <w:r>
-              <w:rPr>
-                <w:rFonts w:ascii="Preeti" w:hAnsi="Preeti" w:cs="Times New Roman"/>
-                <w:sz w:val="28"/>
-                <w:szCs w:val="28"/>
-              </w:rPr>
-              <w:t>6f] sf6\g] s;/L=====</w:t>
+              <w:t>P ;fyL P ;fyL af6f] sf6\g] s;/L=====</w:t>
             </w:r>
           </w:p>
         </w:tc>
@@ -7147,6 +6908,102 @@
                 <w:szCs w:val="28"/>
               </w:rPr>
               <w:t>vfGg d t rfprfp ==============</w:t>
+            </w:r>
+          </w:p>
+        </w:tc>
+        <w:tc>
+          <w:tcPr>
+            <w:tcW w:w="997" w:type="dxa"/>
+          </w:tcPr>
+          <w:p>
+            <w:pPr>
+              <w:contextualSpacing/>
+              <w:jc w:val="center"/>
+              <w:rPr>
+                <w:rFonts w:ascii="Comic Sans MS" w:hAnsi="Comic Sans MS"/>
+                <w:b/>
+              </w:rPr>
+            </w:pPr>
+          </w:p>
+        </w:tc>
+      </w:tr>
+      <w:tr>
+        <w:trPr>
+          <w:trHeight w:val="341"/>
+        </w:trPr>
+        <w:tc>
+          <w:tcPr>
+            <w:tcW w:w="6013" w:type="dxa"/>
+          </w:tcPr>
+          <w:p>
+            <w:pPr>
+              <w:pStyle w:val="ListParagraph"/>
+              <w:numPr>
+                <w:ilvl w:val="0"/>
+                <w:numId w:val="1"/>
+              </w:numPr>
+              <w:ind w:left="270" w:hanging="270"/>
+              <w:rPr>
+                <w:rFonts w:ascii="Preeti" w:hAnsi="Preeti" w:cs="Times New Roman"/>
+                <w:sz w:val="28"/>
+                <w:szCs w:val="28"/>
+              </w:rPr>
+            </w:pPr>
+            <w:r>
+              <w:rPr>
+                <w:rFonts w:ascii="Preeti" w:hAnsi="Preeti" w:cs="Times New Roman"/>
+                <w:sz w:val="28"/>
+                <w:szCs w:val="28"/>
+              </w:rPr>
+              <w:t>d r} s]/fp ;fgf] ;fgf] s]/fp ============</w:t>
+            </w:r>
+          </w:p>
+        </w:tc>
+        <w:tc>
+          <w:tcPr>
+            <w:tcW w:w="997" w:type="dxa"/>
+          </w:tcPr>
+          <w:p>
+            <w:pPr>
+              <w:contextualSpacing/>
+              <w:jc w:val="center"/>
+              <w:rPr>
+                <w:rFonts w:ascii="Comic Sans MS" w:hAnsi="Comic Sans MS"/>
+                <w:b/>
+              </w:rPr>
+            </w:pPr>
+          </w:p>
+        </w:tc>
+      </w:tr>
+      <w:tr>
+        <w:trPr>
+          <w:trHeight w:val="341"/>
+        </w:trPr>
+        <w:tc>
+          <w:tcPr>
+            <w:tcW w:w="6013" w:type="dxa"/>
+          </w:tcPr>
+          <w:p>
+            <w:pPr>
+              <w:pStyle w:val="ListParagraph"/>
+              <w:numPr>
+                <w:ilvl w:val="0"/>
+                <w:numId w:val="1"/>
+              </w:numPr>
+              <w:ind w:left="270" w:hanging="270"/>
+              <w:rPr>
+                <w:rFonts w:ascii="Preeti" w:hAnsi="Preeti" w:cs="Times New Roman"/>
+                <w:sz w:val="28"/>
+                <w:szCs w:val="28"/>
+              </w:rPr>
+            </w:pPr>
+            <w:r>
+              <w:rPr>
+                <w:rFonts w:ascii="Preeti" w:hAnsi="Preeti" w:cs="Times New Roman"/>
+                <w:sz w:val="28"/>
+                <w:szCs w:val="28"/>
+              </w:rPr>
+              <w:t>d ;fgL r/L ====================</w:t>
             </w:r>
           </w:p>
         </w:tc>
@@ -7175,19 +7032,6 @@
           <w:rFonts w:ascii="Times New Roman" w:hAnsi="Times New Roman" w:cs="Times New Roman"/>
           <w:sz w:val="24"/>
           <w:szCs w:val="16"/>
-        </w:rPr>
-      </w:pPr>
-    </w:p>
-    <w:p>
-      <w:pPr>
-        <w:spacing w:after="0"/>
-        <w:jc w:val="center"/>
-        <w:rPr>
-          <w:rFonts w:ascii="Times New Roman" w:hAnsi="Times New Roman" w:cs="Times New Roman"/>
-          <w:b/>
-          <w:caps/>
-          <w:sz w:val="24"/>
-          <w:szCs w:val="24"/>
         </w:rPr>
       </w:pPr>
     </w:p>
@@ -7304,7 +7148,55 @@
                 <w:sz w:val="24"/>
                 <w:szCs w:val="24"/>
               </w:rPr>
-              <w:t>Can colour it.</w:t>
+              <w:t>Can tick (</w:t>
+            </w:r>
+            <w:r>
+              <w:rPr>
+                <w:rFonts w:ascii="Segoe UI Symbol" w:hAnsi="Segoe UI Symbol" w:cs="Segoe UI Symbol"/>
+                <w:sz w:val="24"/>
+                <w:szCs w:val="24"/>
+              </w:rPr>
+              <w:t>✔</w:t>
+            </w:r>
+            <w:r>
+              <w:rPr>
+                <w:rFonts w:ascii="Times New Roman" w:hAnsi="Times New Roman" w:cs="Times New Roman"/>
+                <w:sz w:val="24"/>
+                <w:szCs w:val="24"/>
+              </w:rPr>
+              <w:t>) for good behavior and cross (</w:t>
+            </w:r>
+            <w:r>
+              <w:rPr>
+                <w:rFonts w:ascii="Segoe UI Emoji" w:hAnsi="Segoe UI Emoji" w:cs="Segoe UI Emoji"/>
+                <w:sz w:val="24"/>
+                <w:szCs w:val="24"/>
+              </w:rPr>
+              <w:t>❌</w:t>
+            </w:r>
+            <w:r>
+              <w:rPr>
+                <w:rFonts w:ascii="Times New Roman" w:hAnsi="Times New Roman" w:cs="Times New Roman"/>
+                <w:sz w:val="24"/>
+                <w:szCs w:val="24"/>
+              </w:rPr>
+              <w:t xml:space="preserve">) for wrong </w:t>
+            </w:r>
+            <w:r>
+              <w:rPr>
+                <w:rFonts w:ascii="Times New Roman" w:hAnsi="Times New Roman" w:cs="Times New Roman"/>
+                <w:sz w:val="24"/>
+                <w:szCs w:val="24"/>
+              </w:rPr>
+              <w:t>behavior</w:t>
+            </w:r>
+            <w:r>
+              <w:rPr>
+                <w:rFonts w:ascii="Times New Roman" w:hAnsi="Times New Roman" w:cs="Times New Roman"/>
+                <w:sz w:val="24"/>
+                <w:szCs w:val="24"/>
+              </w:rPr>
+              <w:t>.</w:t>
             </w:r>
           </w:p>
         </w:tc>
@@ -7354,7 +7246,7 @@
                 <w:sz w:val="24"/>
                 <w:szCs w:val="24"/>
               </w:rPr>
-              <w:t>Can join the dotted line and colour it.</w:t>
+              <w:t>Can complete the picture by drawing other half part.</w:t>
             </w:r>
           </w:p>
         </w:tc>
@@ -7404,15 +7296,7 @@
                 <w:sz w:val="24"/>
                 <w:szCs w:val="24"/>
               </w:rPr>
-              <w:t xml:space="preserve">Can draw a picture of </w:t>
-            </w:r>
-            <w:r>
-              <w:rPr>
-                <w:rFonts w:ascii="Times New Roman" w:hAnsi="Times New Roman" w:cs="Times New Roman"/>
-                <w:sz w:val="24"/>
-                <w:szCs w:val="24"/>
-              </w:rPr>
-              <w:t>house.</w:t>
+              <w:t>Can match the following with their names.</w:t>
             </w:r>
           </w:p>
         </w:tc>
@@ -7462,7 +7346,7 @@
                 <w:sz w:val="24"/>
                 <w:szCs w:val="24"/>
               </w:rPr>
-              <w:t>Can complete half picture and colour it.</w:t>
+              <w:t>Can hook at birds and insects and color their correct homes.</w:t>
             </w:r>
           </w:p>
         </w:tc>
@@ -7512,7 +7396,157 @@
                 <w:sz w:val="24"/>
                 <w:szCs w:val="24"/>
               </w:rPr>
-              <w:t>Can match the picture with their name.</w:t>
+              <w:t>Can look at picture and write ‘whole’, ‘half’, and quarter.</w:t>
+            </w:r>
+          </w:p>
+        </w:tc>
+        <w:tc>
+          <w:tcPr>
+            <w:tcW w:w="1007" w:type="dxa"/>
+          </w:tcPr>
+          <w:p>
+            <w:pPr>
+              <w:contextualSpacing/>
+              <w:jc w:val="center"/>
+              <w:rPr>
+                <w:rFonts w:ascii="Comic Sans MS" w:hAnsi="Comic Sans MS"/>
+                <w:b/>
+                <w:sz w:val="24"/>
+                <w:szCs w:val="24"/>
+              </w:rPr>
+            </w:pPr>
+          </w:p>
+        </w:tc>
+      </w:tr>
+      <w:tr>
+        <w:trPr>
+          <w:trHeight w:val="305"/>
+        </w:trPr>
+        <w:tc>
+          <w:tcPr>
+            <w:tcW w:w="6003" w:type="dxa"/>
+          </w:tcPr>
+          <w:p>
+            <w:pPr>
+              <w:pStyle w:val="ListParagraph"/>
+              <w:numPr>
+                <w:ilvl w:val="0"/>
+                <w:numId w:val="1"/>
+              </w:numPr>
+              <w:ind w:left="270" w:hanging="270"/>
+              <w:rPr>
+                <w:rFonts w:ascii="Times New Roman" w:hAnsi="Times New Roman" w:cs="Times New Roman"/>
+                <w:sz w:val="24"/>
+                <w:szCs w:val="24"/>
+              </w:rPr>
+            </w:pPr>
+            <w:r>
+              <w:rPr>
+                <w:rFonts w:ascii="Times New Roman" w:hAnsi="Times New Roman" w:cs="Times New Roman"/>
+                <w:sz w:val="24"/>
+                <w:szCs w:val="24"/>
+              </w:rPr>
+              <w:t>Can color the traffic light and write about it with the help of key words.</w:t>
+            </w:r>
+          </w:p>
+        </w:tc>
+        <w:tc>
+          <w:tcPr>
+            <w:tcW w:w="1007" w:type="dxa"/>
+          </w:tcPr>
+          <w:p>
+            <w:pPr>
+              <w:contextualSpacing/>
+              <w:jc w:val="center"/>
+              <w:rPr>
+                <w:rFonts w:ascii="Comic Sans MS" w:hAnsi="Comic Sans MS"/>
+                <w:b/>
+                <w:sz w:val="24"/>
+                <w:szCs w:val="24"/>
+              </w:rPr>
+            </w:pPr>
+          </w:p>
+        </w:tc>
+      </w:tr>
+      <w:tr>
+        <w:trPr>
+          <w:trHeight w:val="305"/>
+        </w:trPr>
+        <w:tc>
+          <w:tcPr>
+            <w:tcW w:w="6003" w:type="dxa"/>
+          </w:tcPr>
+          <w:p>
+            <w:pPr>
+              <w:pStyle w:val="ListParagraph"/>
+              <w:numPr>
+                <w:ilvl w:val="0"/>
+                <w:numId w:val="1"/>
+              </w:numPr>
+              <w:ind w:left="270" w:hanging="270"/>
+              <w:rPr>
+                <w:rFonts w:ascii="Times New Roman" w:hAnsi="Times New Roman" w:cs="Times New Roman"/>
+                <w:sz w:val="24"/>
+                <w:szCs w:val="24"/>
+              </w:rPr>
+            </w:pPr>
+            <w:r>
+              <w:rPr>
+                <w:rFonts w:ascii="Times New Roman" w:hAnsi="Times New Roman" w:cs="Times New Roman"/>
+                <w:sz w:val="24"/>
+                <w:szCs w:val="24"/>
+              </w:rPr>
+              <w:t>Can draw the picture of best vehicle.</w:t>
+            </w:r>
+          </w:p>
+        </w:tc>
+        <w:tc>
+          <w:tcPr>
+            <w:tcW w:w="1007" w:type="dxa"/>
+          </w:tcPr>
+          <w:p>
+            <w:pPr>
+              <w:contextualSpacing/>
+              <w:jc w:val="center"/>
+              <w:rPr>
+                <w:rFonts w:ascii="Comic Sans MS" w:hAnsi="Comic Sans MS"/>
+                <w:b/>
+                <w:sz w:val="24"/>
+                <w:szCs w:val="24"/>
+              </w:rPr>
+            </w:pPr>
+          </w:p>
+        </w:tc>
+      </w:tr>
+      <w:tr>
+        <w:trPr>
+          <w:trHeight w:val="305"/>
+        </w:trPr>
+        <w:tc>
+          <w:tcPr>
+            <w:tcW w:w="6003" w:type="dxa"/>
+          </w:tcPr>
+          <w:p>
+            <w:pPr>
+              <w:pStyle w:val="ListParagraph"/>
+              <w:numPr>
+                <w:ilvl w:val="0"/>
+                <w:numId w:val="1"/>
+              </w:numPr>
+              <w:ind w:left="270" w:hanging="270"/>
+              <w:rPr>
+                <w:rFonts w:ascii="Times New Roman" w:hAnsi="Times New Roman" w:cs="Times New Roman"/>
+                <w:sz w:val="24"/>
+                <w:szCs w:val="24"/>
+              </w:rPr>
+            </w:pPr>
+            <w:r>
+              <w:rPr>
+                <w:rFonts w:ascii="Times New Roman" w:hAnsi="Times New Roman" w:cs="Times New Roman"/>
+                <w:sz w:val="24"/>
+                <w:szCs w:val="24"/>
+              </w:rPr>
+              <w:t>Can color the picture.</w:t>
             </w:r>
           </w:p>
         </w:tc>
@@ -9551,4 +9585,16 @@
     </a:ext>
   </a:extLst>
 </a:theme>
+</file>
+
+<file path=customXml/item1.xml><?xml version="1.0" encoding="utf-8"?>
+<b:Sources xmlns:b="http://schemas.openxmlformats.org/officeDocument/2006/bibliography" xmlns="http://schemas.openxmlformats.org/officeDocument/2006/bibliography" SelectedStyle="\APASixthEditionOfficeOnline.xsl" StyleName="APA" Version="6"/>
+</file>
+
+<file path=customXml/itemProps1.xml><?xml version="1.0" encoding="utf-8"?>
+<ds:datastoreItem xmlns:ds="http://schemas.openxmlformats.org/officeDocument/2006/customXml" ds:itemID="{9C1F2090-51DE-4338-845F-359B443AA70C}">
+  <ds:schemaRefs>
+    <ds:schemaRef ds:uri="http://schemas.openxmlformats.org/officeDocument/2006/bibliography"/>
+  </ds:schemaRefs>
+</ds:datastoreItem>
 </file>
--- a/child dev/ukg, child dev.docx
+++ b/child dev/ukg, child dev.docx
@@ -331,6 +331,7 @@
                 <w:szCs w:val="28"/>
               </w:rPr>
             </w:pPr>
+            <w:proofErr w:type="gramStart"/>
             <w:r>
               <w:rPr>
                 <w:rFonts w:ascii="Preeti" w:hAnsi="Preeti" w:cs="Times New Roman"/>
@@ -339,6 +340,7 @@
               </w:rPr>
               <w:t>g]kfnL</w:t>
             </w:r>
+            <w:proofErr w:type="gramEnd"/>
           </w:p>
         </w:tc>
         <w:tc>
@@ -4402,7 +4404,21 @@
               <w:rPr>
                 <w:rFonts w:asciiTheme="majorBidi" w:hAnsiTheme="majorBidi" w:cstheme="majorBidi"/>
               </w:rPr>
-              <w:t>Can answer the question in ‘Yes it is’ or ‘No it is not.’</w:t>
+              <w:t>Can answer the question in ‘</w:t>
+            </w:r>
+            <w:proofErr w:type="gramStart"/>
+            <w:r>
+              <w:rPr>
+                <w:rFonts w:asciiTheme="majorBidi" w:hAnsiTheme="majorBidi" w:cstheme="majorBidi"/>
+              </w:rPr>
+              <w:t>Yes it is</w:t>
+            </w:r>
+            <w:proofErr w:type="gramEnd"/>
+            <w:r>
+              <w:rPr>
+                <w:rFonts w:asciiTheme="majorBidi" w:hAnsiTheme="majorBidi" w:cstheme="majorBidi"/>
+              </w:rPr>
+              <w:t>’ or ‘No it is not.’</w:t>
             </w:r>
           </w:p>
         </w:tc>
@@ -4543,6 +4559,7 @@
         </w:rPr>
         <w:t>-</w:t>
       </w:r>
+      <w:proofErr w:type="gramStart"/>
       <w:r>
         <w:rPr>
           <w:rFonts w:ascii="Preeti" w:hAnsi="Preeti" w:cs="Times New Roman"/>
@@ -4553,6 +4570,7 @@
         </w:rPr>
         <w:t>g]kfnL</w:t>
       </w:r>
+      <w:proofErr w:type="gramEnd"/>
       <w:r>
         <w:rPr>
           <w:rFonts w:ascii="Preeti" w:hAnsi="Preeti" w:cs="Times New Roman"/>
@@ -4588,6 +4606,7 @@
                 <w:szCs w:val="24"/>
               </w:rPr>
             </w:pPr>
+            <w:proofErr w:type="gramStart"/>
             <w:r>
               <w:rPr>
                 <w:rFonts w:ascii="Preeti" w:hAnsi="Preeti" w:cs="Times New Roman"/>
@@ -4595,7 +4614,17 @@
                 <w:sz w:val="24"/>
                 <w:szCs w:val="24"/>
               </w:rPr>
-              <w:t>l;sfO{ pknlAwx¿</w:t>
+              <w:t>l;sfO{ pknlAwx</w:t>
+            </w:r>
+            <w:proofErr w:type="gramEnd"/>
+            <w:r>
+              <w:rPr>
+                <w:rFonts w:ascii="Preeti" w:hAnsi="Preeti" w:cs="Times New Roman"/>
+                <w:b/>
+                <w:sz w:val="24"/>
+                <w:szCs w:val="24"/>
+              </w:rPr>
+              <w:t>¿</w:t>
             </w:r>
           </w:p>
         </w:tc>
@@ -4650,8 +4679,52 @@
                 <w:sz w:val="24"/>
                 <w:szCs w:val="24"/>
               </w:rPr>
-              <w:t>Dfqf nufP/ n]Vg ;S5g\ .</w:t>
-            </w:r>
+              <w:t>Df</w:t>
+            </w:r>
+            <w:r>
+              <w:rPr>
+                <w:rFonts w:ascii="Preeti" w:hAnsi="Preeti" w:cs="Times New Roman"/>
+                <w:sz w:val="24"/>
+                <w:szCs w:val="24"/>
+              </w:rPr>
+              <w:t>f</w:t>
+            </w:r>
+            <w:r>
+              <w:rPr>
+                <w:rFonts w:ascii="Preeti" w:hAnsi="Preeti" w:cs="Times New Roman"/>
+                <w:sz w:val="24"/>
+                <w:szCs w:val="24"/>
+              </w:rPr>
+              <w:t xml:space="preserve">qf nufP/ </w:t>
+            </w:r>
+            <w:proofErr w:type="gramStart"/>
+            <w:r>
+              <w:rPr>
+                <w:rFonts w:ascii="Preeti" w:hAnsi="Preeti" w:cs="Times New Roman"/>
+                <w:sz w:val="24"/>
+                <w:szCs w:val="24"/>
+              </w:rPr>
+              <w:t>n]Vg ;S</w:t>
+            </w:r>
+            <w:proofErr w:type="gramEnd"/>
+            <w:r>
+              <w:rPr>
+                <w:rFonts w:ascii="Preeti" w:hAnsi="Preeti" w:cs="Times New Roman"/>
+                <w:sz w:val="24"/>
+                <w:szCs w:val="24"/>
+              </w:rPr>
+              <w:t>5g</w:t>
+            </w:r>
+            <w:proofErr w:type="gramStart"/>
+            <w:r>
+              <w:rPr>
+                <w:rFonts w:ascii="Preeti" w:hAnsi="Preeti" w:cs="Times New Roman"/>
+                <w:sz w:val="24"/>
+                <w:szCs w:val="24"/>
+              </w:rPr>
+              <w:t>\ .</w:t>
+            </w:r>
+            <w:proofErr w:type="gramEnd"/>
           </w:p>
         </w:tc>
         <w:tc>
@@ -4702,16 +4775,54 @@
                 <w:sz w:val="24"/>
                 <w:szCs w:val="24"/>
               </w:rPr>
-              <w:t>«laGb' - F _ dfqf nfu]sf zAbx¿ n]Vg ;S</w:t>
-            </w:r>
-            <w:r>
-              <w:rPr>
-                <w:rFonts w:ascii="Preeti" w:hAnsi="Preeti" w:cs="Times New Roman"/>
-                <w:sz w:val="24"/>
-                <w:szCs w:val="24"/>
-              </w:rPr>
-              <w:t>5g\ .</w:t>
-            </w:r>
+              <w:t xml:space="preserve">«laGb' - F _ dfqf </w:t>
+            </w:r>
+            <w:proofErr w:type="gramStart"/>
+            <w:r>
+              <w:rPr>
+                <w:rFonts w:ascii="Preeti" w:hAnsi="Preeti" w:cs="Times New Roman"/>
+                <w:sz w:val="24"/>
+                <w:szCs w:val="24"/>
+              </w:rPr>
+              <w:t>nfu]sf</w:t>
+            </w:r>
+            <w:proofErr w:type="gramEnd"/>
+            <w:r>
+              <w:rPr>
+                <w:rFonts w:ascii="Preeti" w:hAnsi="Preeti" w:cs="Times New Roman"/>
+                <w:sz w:val="24"/>
+                <w:szCs w:val="24"/>
+              </w:rPr>
+              <w:t xml:space="preserve"> zAbx¿ </w:t>
+            </w:r>
+            <w:proofErr w:type="gramStart"/>
+            <w:r>
+              <w:rPr>
+                <w:rFonts w:ascii="Preeti" w:hAnsi="Preeti" w:cs="Times New Roman"/>
+                <w:sz w:val="24"/>
+                <w:szCs w:val="24"/>
+              </w:rPr>
+              <w:t>n]Vg ;S</w:t>
+            </w:r>
+            <w:proofErr w:type="gramEnd"/>
+            <w:r>
+              <w:rPr>
+                <w:rFonts w:ascii="Preeti" w:hAnsi="Preeti" w:cs="Times New Roman"/>
+                <w:sz w:val="24"/>
+                <w:szCs w:val="24"/>
+              </w:rPr>
+              <w:t>5g</w:t>
+            </w:r>
+            <w:proofErr w:type="gramStart"/>
+            <w:r>
+              <w:rPr>
+                <w:rFonts w:ascii="Preeti" w:hAnsi="Preeti" w:cs="Times New Roman"/>
+                <w:sz w:val="24"/>
+                <w:szCs w:val="24"/>
+              </w:rPr>
+              <w:t>\ .</w:t>
+            </w:r>
+            <w:proofErr w:type="gramEnd"/>
           </w:p>
         </w:tc>
         <w:tc>
@@ -4748,22 +4859,70 @@
                 <w:szCs w:val="24"/>
               </w:rPr>
             </w:pPr>
-            <w:r>
-              <w:rPr>
-                <w:rFonts w:ascii="Preeti" w:hAnsi="Preeti" w:cs="Times New Roman"/>
-                <w:sz w:val="24"/>
-                <w:szCs w:val="24"/>
-              </w:rPr>
-              <w:t xml:space="preserve">cf]sf/ - f] _ dfqf </w:t>
-            </w:r>
-            <w:r>
-              <w:rPr>
-                <w:rFonts w:ascii="Preeti" w:hAnsi="Preeti" w:cs="Times New Roman"/>
-                <w:sz w:val="24"/>
-                <w:szCs w:val="24"/>
-              </w:rPr>
-              <w:t>nfu]sf zAbx¿ n]Vg ;S5g\ .</w:t>
-            </w:r>
+            <w:proofErr w:type="gramStart"/>
+            <w:r>
+              <w:rPr>
+                <w:rFonts w:ascii="Preeti" w:hAnsi="Preeti" w:cs="Times New Roman"/>
+                <w:sz w:val="24"/>
+                <w:szCs w:val="24"/>
+              </w:rPr>
+              <w:t>cf]sf</w:t>
+            </w:r>
+            <w:proofErr w:type="gramEnd"/>
+            <w:r>
+              <w:rPr>
+                <w:rFonts w:ascii="Preeti" w:hAnsi="Preeti" w:cs="Times New Roman"/>
+                <w:sz w:val="24"/>
+                <w:szCs w:val="24"/>
+              </w:rPr>
+              <w:t xml:space="preserve">/ - f] _ dfqf </w:t>
+            </w:r>
+            <w:proofErr w:type="gramStart"/>
+            <w:r>
+              <w:rPr>
+                <w:rFonts w:ascii="Preeti" w:hAnsi="Preeti" w:cs="Times New Roman"/>
+                <w:sz w:val="24"/>
+                <w:szCs w:val="24"/>
+              </w:rPr>
+              <w:t>nfu]sf</w:t>
+            </w:r>
+            <w:proofErr w:type="gramEnd"/>
+            <w:r>
+              <w:rPr>
+                <w:rFonts w:ascii="Preeti" w:hAnsi="Preeti" w:cs="Times New Roman"/>
+                <w:sz w:val="24"/>
+                <w:szCs w:val="24"/>
+              </w:rPr>
+              <w:t xml:space="preserve"> zAbx¿ </w:t>
+            </w:r>
+            <w:proofErr w:type="gramStart"/>
+            <w:r>
+              <w:rPr>
+                <w:rFonts w:ascii="Preeti" w:hAnsi="Preeti" w:cs="Times New Roman"/>
+                <w:sz w:val="24"/>
+                <w:szCs w:val="24"/>
+              </w:rPr>
+              <w:t>n]Vg ;S</w:t>
+            </w:r>
+            <w:proofErr w:type="gramEnd"/>
+            <w:r>
+              <w:rPr>
+                <w:rFonts w:ascii="Preeti" w:hAnsi="Preeti" w:cs="Times New Roman"/>
+                <w:sz w:val="24"/>
+                <w:szCs w:val="24"/>
+              </w:rPr>
+              <w:t>5g</w:t>
+            </w:r>
+            <w:proofErr w:type="gramStart"/>
+            <w:r>
+              <w:rPr>
+                <w:rFonts w:ascii="Preeti" w:hAnsi="Preeti" w:cs="Times New Roman"/>
+                <w:sz w:val="24"/>
+                <w:szCs w:val="24"/>
+              </w:rPr>
+              <w:t>\ .</w:t>
+            </w:r>
+            <w:proofErr w:type="gramEnd"/>
           </w:p>
         </w:tc>
         <w:tc>
@@ -4814,8 +4973,36 @@
                 <w:sz w:val="24"/>
                 <w:szCs w:val="24"/>
               </w:rPr>
-              <w:t>Q/ lbg ;S5g\ .</w:t>
-            </w:r>
+              <w:t xml:space="preserve">Q/ </w:t>
+            </w:r>
+            <w:proofErr w:type="gramStart"/>
+            <w:r>
+              <w:rPr>
+                <w:rFonts w:ascii="Preeti" w:hAnsi="Preeti" w:cs="Times New Roman"/>
+                <w:sz w:val="24"/>
+                <w:szCs w:val="24"/>
+              </w:rPr>
+              <w:t>lbg ;S</w:t>
+            </w:r>
+            <w:proofErr w:type="gramEnd"/>
+            <w:r>
+              <w:rPr>
+                <w:rFonts w:ascii="Preeti" w:hAnsi="Preeti" w:cs="Times New Roman"/>
+                <w:sz w:val="24"/>
+                <w:szCs w:val="24"/>
+              </w:rPr>
+              <w:t>5g</w:t>
+            </w:r>
+            <w:proofErr w:type="gramStart"/>
+            <w:r>
+              <w:rPr>
+                <w:rFonts w:ascii="Preeti" w:hAnsi="Preeti" w:cs="Times New Roman"/>
+                <w:sz w:val="24"/>
+                <w:szCs w:val="24"/>
+              </w:rPr>
+              <w:t>\ .</w:t>
+            </w:r>
+            <w:proofErr w:type="gramEnd"/>
           </w:p>
         </w:tc>
         <w:tc>
@@ -4866,8 +5053,36 @@
                 <w:sz w:val="24"/>
                 <w:szCs w:val="24"/>
               </w:rPr>
-              <w:t>c+sf/ dfqf nufpg ;S5g\ .</w:t>
-            </w:r>
+              <w:t xml:space="preserve">c+sf/ dfqf </w:t>
+            </w:r>
+            <w:proofErr w:type="gramStart"/>
+            <w:r>
+              <w:rPr>
+                <w:rFonts w:ascii="Preeti" w:hAnsi="Preeti" w:cs="Times New Roman"/>
+                <w:sz w:val="24"/>
+                <w:szCs w:val="24"/>
+              </w:rPr>
+              <w:t>nufpg ;S</w:t>
+            </w:r>
+            <w:proofErr w:type="gramEnd"/>
+            <w:r>
+              <w:rPr>
+                <w:rFonts w:ascii="Preeti" w:hAnsi="Preeti" w:cs="Times New Roman"/>
+                <w:sz w:val="24"/>
+                <w:szCs w:val="24"/>
+              </w:rPr>
+              <w:t>5g</w:t>
+            </w:r>
+            <w:proofErr w:type="gramStart"/>
+            <w:r>
+              <w:rPr>
+                <w:rFonts w:ascii="Preeti" w:hAnsi="Preeti" w:cs="Times New Roman"/>
+                <w:sz w:val="24"/>
+                <w:szCs w:val="24"/>
+              </w:rPr>
+              <w:t>\ .</w:t>
+            </w:r>
+            <w:proofErr w:type="gramEnd"/>
           </w:p>
         </w:tc>
         <w:tc>
@@ -4906,8 +5121,50 @@
               <w:rPr>
                 <w:rFonts w:ascii="Preeti" w:hAnsi="Preeti"/>
               </w:rPr>
-              <w:t>a0f{ hf]8]/ zAb agfpg ;S5g .</w:t>
-            </w:r>
+              <w:t>j</w:t>
+            </w:r>
+            <w:r>
+              <w:rPr>
+                <w:rFonts w:ascii="Preeti" w:hAnsi="Preeti"/>
+              </w:rPr>
+              <w:t>0</w:t>
+            </w:r>
+            <w:proofErr w:type="gramStart"/>
+            <w:r>
+              <w:rPr>
+                <w:rFonts w:ascii="Preeti" w:hAnsi="Preeti"/>
+              </w:rPr>
+              <w:t>f{ hf</w:t>
+            </w:r>
+            <w:proofErr w:type="gramEnd"/>
+            <w:r>
+              <w:rPr>
+                <w:rFonts w:ascii="Preeti" w:hAnsi="Preeti"/>
+              </w:rPr>
+              <w:t xml:space="preserve">]8]/ zAb </w:t>
+            </w:r>
+            <w:proofErr w:type="gramStart"/>
+            <w:r>
+              <w:rPr>
+                <w:rFonts w:ascii="Preeti" w:hAnsi="Preeti"/>
+              </w:rPr>
+              <w:t>agfpg ;S</w:t>
+            </w:r>
+            <w:proofErr w:type="gramEnd"/>
+            <w:r>
+              <w:rPr>
+                <w:rFonts w:ascii="Preeti" w:hAnsi="Preeti"/>
+              </w:rPr>
+              <w:t>5</w:t>
+            </w:r>
+            <w:proofErr w:type="gramStart"/>
+            <w:r>
+              <w:rPr>
+                <w:rFonts w:ascii="Preeti" w:hAnsi="Preeti"/>
+              </w:rPr>
+              <w:t>g .</w:t>
+            </w:r>
+            <w:proofErr w:type="gramEnd"/>
           </w:p>
         </w:tc>
         <w:tc>
@@ -4950,16 +5207,80 @@
                 <w:sz w:val="24"/>
                 <w:szCs w:val="24"/>
               </w:rPr>
-              <w:t>lbOPsf] ;d"xaf6 nofTds gePsf zAbnfO{ j|m; l</w:t>
-            </w:r>
-            <w:r>
-              <w:rPr>
-                <w:rFonts w:ascii="Preeti" w:hAnsi="Preeti" w:cs="Times New Roman"/>
-                <w:sz w:val="24"/>
-                <w:szCs w:val="24"/>
-              </w:rPr>
-              <w:t>rGx nufpg ;S5g .</w:t>
-            </w:r>
+              <w:t>lbOPsf</w:t>
+            </w:r>
+            <w:proofErr w:type="gramStart"/>
+            <w:r>
+              <w:rPr>
+                <w:rFonts w:ascii="Preeti" w:hAnsi="Preeti" w:cs="Times New Roman"/>
+                <w:sz w:val="24"/>
+                <w:szCs w:val="24"/>
+              </w:rPr>
+              <w:t>] ;d</w:t>
+            </w:r>
+            <w:proofErr w:type="gramEnd"/>
+            <w:r>
+              <w:rPr>
+                <w:rFonts w:ascii="Preeti" w:hAnsi="Preeti" w:cs="Times New Roman"/>
+                <w:sz w:val="24"/>
+                <w:szCs w:val="24"/>
+              </w:rPr>
+              <w:t xml:space="preserve">"xaf6 nofTds gePsf </w:t>
+            </w:r>
+            <w:proofErr w:type="gramStart"/>
+            <w:r>
+              <w:rPr>
+                <w:rFonts w:ascii="Preeti" w:hAnsi="Preeti" w:cs="Times New Roman"/>
+                <w:sz w:val="24"/>
+                <w:szCs w:val="24"/>
+              </w:rPr>
+              <w:t>zAbnfO{ j</w:t>
+            </w:r>
+            <w:proofErr w:type="gramEnd"/>
+            <w:r>
+              <w:rPr>
+                <w:rFonts w:ascii="Preeti" w:hAnsi="Preeti" w:cs="Times New Roman"/>
+                <w:sz w:val="24"/>
+                <w:szCs w:val="24"/>
+              </w:rPr>
+              <w:t>|m; l</w:t>
+            </w:r>
+            <w:r>
+              <w:rPr>
+                <w:rFonts w:ascii="Preeti" w:hAnsi="Preeti" w:cs="Times New Roman"/>
+                <w:sz w:val="24"/>
+                <w:szCs w:val="24"/>
+              </w:rPr>
+              <w:t xml:space="preserve">rGx </w:t>
+            </w:r>
+            <w:proofErr w:type="gramStart"/>
+            <w:r>
+              <w:rPr>
+                <w:rFonts w:ascii="Preeti" w:hAnsi="Preeti" w:cs="Times New Roman"/>
+                <w:sz w:val="24"/>
+                <w:szCs w:val="24"/>
+              </w:rPr>
+              <w:t>nufpg ;S</w:t>
+            </w:r>
+            <w:proofErr w:type="gramEnd"/>
+            <w:r>
+              <w:rPr>
+                <w:rFonts w:ascii="Preeti" w:hAnsi="Preeti" w:cs="Times New Roman"/>
+                <w:sz w:val="24"/>
+                <w:szCs w:val="24"/>
+              </w:rPr>
+              <w:t>5</w:t>
+            </w:r>
+            <w:proofErr w:type="gramStart"/>
+            <w:r>
+              <w:rPr>
+                <w:rFonts w:ascii="Preeti" w:hAnsi="Preeti" w:cs="Times New Roman"/>
+                <w:sz w:val="24"/>
+                <w:szCs w:val="24"/>
+              </w:rPr>
+              <w:t>g .</w:t>
+            </w:r>
+            <w:proofErr w:type="gramEnd"/>
           </w:p>
         </w:tc>
         <w:tc>
@@ -5010,8 +5331,36 @@
                 <w:sz w:val="24"/>
                 <w:szCs w:val="24"/>
               </w:rPr>
-              <w:t>8]/ jfSo afgpg ;S5g\ .</w:t>
-            </w:r>
+              <w:t xml:space="preserve">8]/ jfSo </w:t>
+            </w:r>
+            <w:proofErr w:type="gramStart"/>
+            <w:r>
+              <w:rPr>
+                <w:rFonts w:ascii="Preeti" w:hAnsi="Preeti" w:cs="Times New Roman"/>
+                <w:sz w:val="24"/>
+                <w:szCs w:val="24"/>
+              </w:rPr>
+              <w:t>afgpg ;S</w:t>
+            </w:r>
+            <w:proofErr w:type="gramEnd"/>
+            <w:r>
+              <w:rPr>
+                <w:rFonts w:ascii="Preeti" w:hAnsi="Preeti" w:cs="Times New Roman"/>
+                <w:sz w:val="24"/>
+                <w:szCs w:val="24"/>
+              </w:rPr>
+              <w:t>5g</w:t>
+            </w:r>
+            <w:proofErr w:type="gramStart"/>
+            <w:r>
+              <w:rPr>
+                <w:rFonts w:ascii="Preeti" w:hAnsi="Preeti" w:cs="Times New Roman"/>
+                <w:sz w:val="24"/>
+                <w:szCs w:val="24"/>
+              </w:rPr>
+              <w:t>\ .</w:t>
+            </w:r>
+            <w:proofErr w:type="gramEnd"/>
           </w:p>
         </w:tc>
         <w:tc>
@@ -5054,8 +5403,36 @@
                 <w:sz w:val="24"/>
                 <w:szCs w:val="24"/>
               </w:rPr>
-              <w:t>afx|v/L n]Vg] ;S5g\ .</w:t>
-            </w:r>
+              <w:t xml:space="preserve">afx|v/L </w:t>
+            </w:r>
+            <w:proofErr w:type="gramStart"/>
+            <w:r>
+              <w:rPr>
+                <w:rFonts w:ascii="Preeti" w:hAnsi="Preeti" w:cs="Times New Roman"/>
+                <w:sz w:val="24"/>
+                <w:szCs w:val="24"/>
+              </w:rPr>
+              <w:t>n]Vg] ;S</w:t>
+            </w:r>
+            <w:proofErr w:type="gramEnd"/>
+            <w:r>
+              <w:rPr>
+                <w:rFonts w:ascii="Preeti" w:hAnsi="Preeti" w:cs="Times New Roman"/>
+                <w:sz w:val="24"/>
+                <w:szCs w:val="24"/>
+              </w:rPr>
+              <w:t>5g</w:t>
+            </w:r>
+            <w:proofErr w:type="gramStart"/>
+            <w:r>
+              <w:rPr>
+                <w:rFonts w:ascii="Preeti" w:hAnsi="Preeti" w:cs="Times New Roman"/>
+                <w:sz w:val="24"/>
+                <w:szCs w:val="24"/>
+              </w:rPr>
+              <w:t>\ .</w:t>
+            </w:r>
+            <w:proofErr w:type="gramEnd"/>
           </w:p>
         </w:tc>
         <w:tc>
@@ -5106,8 +5483,72 @@
                 <w:sz w:val="24"/>
                 <w:szCs w:val="24"/>
               </w:rPr>
-              <w:t>6\6f tfg]sf zAbx¿nfO{ dfq 3]/f nufpg ;S5g\\ .</w:t>
-            </w:r>
+              <w:t xml:space="preserve">6\6f </w:t>
+            </w:r>
+            <w:proofErr w:type="gramStart"/>
+            <w:r>
+              <w:rPr>
+                <w:rFonts w:ascii="Preeti" w:hAnsi="Preeti" w:cs="Times New Roman"/>
+                <w:sz w:val="24"/>
+                <w:szCs w:val="24"/>
+              </w:rPr>
+              <w:t>tfg]sf</w:t>
+            </w:r>
+            <w:proofErr w:type="gramEnd"/>
+            <w:r>
+              <w:rPr>
+                <w:rFonts w:ascii="Preeti" w:hAnsi="Preeti" w:cs="Times New Roman"/>
+                <w:sz w:val="24"/>
+                <w:szCs w:val="24"/>
+              </w:rPr>
+              <w:t xml:space="preserve"> zAbx¿</w:t>
+            </w:r>
+            <w:proofErr w:type="gramStart"/>
+            <w:r>
+              <w:rPr>
+                <w:rFonts w:ascii="Preeti" w:hAnsi="Preeti" w:cs="Times New Roman"/>
+                <w:sz w:val="24"/>
+                <w:szCs w:val="24"/>
+              </w:rPr>
+              <w:t>nfO{ dfq</w:t>
+            </w:r>
+            <w:proofErr w:type="gramEnd"/>
+            <w:r>
+              <w:rPr>
+                <w:rFonts w:ascii="Preeti" w:hAnsi="Preeti" w:cs="Times New Roman"/>
+                <w:sz w:val="24"/>
+                <w:szCs w:val="24"/>
+              </w:rPr>
+              <w:t xml:space="preserve"> 3]/f </w:t>
+            </w:r>
+            <w:proofErr w:type="gramStart"/>
+            <w:r>
+              <w:rPr>
+                <w:rFonts w:ascii="Preeti" w:hAnsi="Preeti" w:cs="Times New Roman"/>
+                <w:sz w:val="24"/>
+                <w:szCs w:val="24"/>
+              </w:rPr>
+              <w:t>nufpg ;S</w:t>
+            </w:r>
+            <w:proofErr w:type="gramEnd"/>
+            <w:r>
+              <w:rPr>
+                <w:rFonts w:ascii="Preeti" w:hAnsi="Preeti" w:cs="Times New Roman"/>
+                <w:sz w:val="24"/>
+                <w:szCs w:val="24"/>
+              </w:rPr>
+              <w:t>5g\</w:t>
+            </w:r>
+            <w:proofErr w:type="gramStart"/>
+            <w:r>
+              <w:rPr>
+                <w:rFonts w:ascii="Preeti" w:hAnsi="Preeti" w:cs="Times New Roman"/>
+                <w:sz w:val="24"/>
+                <w:szCs w:val="24"/>
+              </w:rPr>
+              <w:t>\ .</w:t>
+            </w:r>
+            <w:proofErr w:type="gramEnd"/>
           </w:p>
         </w:tc>
         <w:tc>
@@ -5150,8 +5591,36 @@
                 <w:sz w:val="24"/>
                 <w:szCs w:val="24"/>
               </w:rPr>
-              <w:t>lrq x]/L gfd n]Vg ;S5g\ .</w:t>
-            </w:r>
+              <w:t xml:space="preserve">lrq x]/L gfd </w:t>
+            </w:r>
+            <w:proofErr w:type="gramStart"/>
+            <w:r>
+              <w:rPr>
+                <w:rFonts w:ascii="Preeti" w:hAnsi="Preeti" w:cs="Times New Roman"/>
+                <w:sz w:val="24"/>
+                <w:szCs w:val="24"/>
+              </w:rPr>
+              <w:t>n]Vg ;S</w:t>
+            </w:r>
+            <w:proofErr w:type="gramEnd"/>
+            <w:r>
+              <w:rPr>
+                <w:rFonts w:ascii="Preeti" w:hAnsi="Preeti" w:cs="Times New Roman"/>
+                <w:sz w:val="24"/>
+                <w:szCs w:val="24"/>
+              </w:rPr>
+              <w:t>5g</w:t>
+            </w:r>
+            <w:proofErr w:type="gramStart"/>
+            <w:r>
+              <w:rPr>
+                <w:rFonts w:ascii="Preeti" w:hAnsi="Preeti" w:cs="Times New Roman"/>
+                <w:sz w:val="24"/>
+                <w:szCs w:val="24"/>
+              </w:rPr>
+              <w:t>\ .</w:t>
+            </w:r>
+            <w:proofErr w:type="gramEnd"/>
           </w:p>
         </w:tc>
         <w:tc>
@@ -5871,7 +6340,23 @@
                 <w:sz w:val="28"/>
                 <w:szCs w:val="28"/>
               </w:rPr>
-              <w:t>Can name of sports.</w:t>
+              <w:t xml:space="preserve">Can </w:t>
+            </w:r>
+            <w:r>
+              <w:rPr>
+                <w:rFonts w:asciiTheme="majorBidi" w:hAnsiTheme="majorBidi" w:cstheme="majorBidi"/>
+                <w:sz w:val="28"/>
+                <w:szCs w:val="28"/>
+              </w:rPr>
+              <w:t xml:space="preserve">write </w:t>
+            </w:r>
+            <w:r>
+              <w:rPr>
+                <w:rFonts w:asciiTheme="majorBidi" w:hAnsiTheme="majorBidi" w:cstheme="majorBidi"/>
+                <w:sz w:val="28"/>
+                <w:szCs w:val="28"/>
+              </w:rPr>
+              <w:t>name of sports.</w:t>
             </w:r>
           </w:p>
         </w:tc>
@@ -5965,7 +6450,23 @@
                 <w:sz w:val="28"/>
                 <w:szCs w:val="28"/>
               </w:rPr>
-              <w:t>Can write the name of weather.</w:t>
+              <w:t>Can write name of</w:t>
+            </w:r>
+            <w:r>
+              <w:rPr>
+                <w:rFonts w:asciiTheme="majorBidi" w:hAnsiTheme="majorBidi" w:cstheme="majorBidi"/>
+                <w:sz w:val="28"/>
+                <w:szCs w:val="28"/>
+              </w:rPr>
+              <w:t xml:space="preserve"> the type</w:t>
+            </w:r>
+            <w:r>
+              <w:rPr>
+                <w:rFonts w:asciiTheme="majorBidi" w:hAnsiTheme="majorBidi" w:cstheme="majorBidi"/>
+                <w:sz w:val="28"/>
+                <w:szCs w:val="28"/>
+              </w:rPr>
+              <w:t xml:space="preserve"> weather.</w:t>
             </w:r>
           </w:p>
         </w:tc>
@@ -6475,7 +6976,23 @@
                 <w:sz w:val="28"/>
                 <w:szCs w:val="28"/>
               </w:rPr>
-              <w:t>Traffic fight song</w:t>
+              <w:t xml:space="preserve">Traffic </w:t>
+            </w:r>
+            <w:r>
+              <w:rPr>
+                <w:rFonts w:asciiTheme="majorBidi" w:hAnsiTheme="majorBidi" w:cstheme="majorBidi"/>
+                <w:sz w:val="28"/>
+                <w:szCs w:val="28"/>
+              </w:rPr>
+              <w:t>l</w:t>
+            </w:r>
+            <w:r>
+              <w:rPr>
+                <w:rFonts w:asciiTheme="majorBidi" w:hAnsiTheme="majorBidi" w:cstheme="majorBidi"/>
+                <w:sz w:val="28"/>
+                <w:szCs w:val="28"/>
+              </w:rPr>
+              <w:t>ight song</w:t>
             </w:r>
           </w:p>
         </w:tc>
@@ -6757,13 +7274,41 @@
                 <w:szCs w:val="28"/>
               </w:rPr>
             </w:pPr>
-            <w:r>
-              <w:rPr>
-                <w:rFonts w:ascii="Preeti" w:hAnsi="Preeti" w:cs="Times New Roman"/>
-                <w:sz w:val="28"/>
-                <w:szCs w:val="28"/>
-              </w:rPr>
-              <w:t>P ;fyL P ;fyL af6f] sf6\g] s;/L=====</w:t>
+            <w:proofErr w:type="gramStart"/>
+            <w:r>
+              <w:rPr>
+                <w:rFonts w:ascii="Preeti" w:hAnsi="Preeti" w:cs="Times New Roman"/>
+                <w:sz w:val="28"/>
+                <w:szCs w:val="28"/>
+              </w:rPr>
+              <w:t>P ;fyL</w:t>
+            </w:r>
+            <w:proofErr w:type="gramEnd"/>
+            <w:r>
+              <w:rPr>
+                <w:rFonts w:ascii="Preeti" w:hAnsi="Preeti" w:cs="Times New Roman"/>
+                <w:sz w:val="28"/>
+                <w:szCs w:val="28"/>
+              </w:rPr>
+              <w:t xml:space="preserve"> </w:t>
+            </w:r>
+            <w:proofErr w:type="gramStart"/>
+            <w:r>
+              <w:rPr>
+                <w:rFonts w:ascii="Preeti" w:hAnsi="Preeti" w:cs="Times New Roman"/>
+                <w:sz w:val="28"/>
+                <w:szCs w:val="28"/>
+              </w:rPr>
+              <w:t>P ;fyL</w:t>
+            </w:r>
+            <w:proofErr w:type="gramEnd"/>
+            <w:r>
+              <w:rPr>
+                <w:rFonts w:ascii="Preeti" w:hAnsi="Preeti" w:cs="Times New Roman"/>
+                <w:sz w:val="28"/>
+                <w:szCs w:val="28"/>
+              </w:rPr>
+              <w:t xml:space="preserve"> af6f] sf6\g] s;/L=====</w:t>
             </w:r>
           </w:p>
         </w:tc>
@@ -6811,7 +7356,25 @@
                 <w:sz w:val="28"/>
                 <w:szCs w:val="28"/>
               </w:rPr>
-              <w:t>udnfsf] km'n l6Kg' x'b}g ===========</w:t>
+              <w:t xml:space="preserve">udnfsf] km'n l6Kg' </w:t>
+            </w:r>
+            <w:proofErr w:type="gramStart"/>
+            <w:r>
+              <w:rPr>
+                <w:rFonts w:ascii="Preeti" w:hAnsi="Preeti" w:cs="Times New Roman"/>
+                <w:sz w:val="28"/>
+                <w:szCs w:val="28"/>
+              </w:rPr>
+              <w:t>x'b}g</w:t>
+            </w:r>
+            <w:proofErr w:type="gramEnd"/>
+            <w:r>
+              <w:rPr>
+                <w:rFonts w:ascii="Preeti" w:hAnsi="Preeti" w:cs="Times New Roman"/>
+                <w:sz w:val="28"/>
+                <w:szCs w:val="28"/>
+              </w:rPr>
+              <w:t xml:space="preserve"> ===========</w:t>
             </w:r>
           </w:p>
         </w:tc>
@@ -6949,13 +7512,23 @@
                 <w:szCs w:val="28"/>
               </w:rPr>
             </w:pPr>
-            <w:r>
-              <w:rPr>
-                <w:rFonts w:ascii="Preeti" w:hAnsi="Preeti" w:cs="Times New Roman"/>
-                <w:sz w:val="28"/>
-                <w:szCs w:val="28"/>
-              </w:rPr>
-              <w:t>d r} s]/fp ;fgf] ;fgf] s]/fp ============</w:t>
+            <w:proofErr w:type="gramStart"/>
+            <w:r>
+              <w:rPr>
+                <w:rFonts w:ascii="Preeti" w:hAnsi="Preeti" w:cs="Times New Roman"/>
+                <w:sz w:val="28"/>
+                <w:szCs w:val="28"/>
+              </w:rPr>
+              <w:t>;fgf] ;fgf</w:t>
+            </w:r>
+            <w:proofErr w:type="gramEnd"/>
+            <w:r>
+              <w:rPr>
+                <w:rFonts w:ascii="Preeti" w:hAnsi="Preeti" w:cs="Times New Roman"/>
+                <w:sz w:val="28"/>
+                <w:szCs w:val="28"/>
+              </w:rPr>
+              <w:t>] s]/fp ============</w:t>
             </w:r>
           </w:p>
         </w:tc>
@@ -6997,13 +7570,23 @@
                 <w:szCs w:val="28"/>
               </w:rPr>
             </w:pPr>
-            <w:r>
-              <w:rPr>
-                <w:rFonts w:ascii="Preeti" w:hAnsi="Preeti" w:cs="Times New Roman"/>
-                <w:sz w:val="28"/>
-                <w:szCs w:val="28"/>
-              </w:rPr>
-              <w:t>d ;fgL r/L ====================</w:t>
+            <w:proofErr w:type="gramStart"/>
+            <w:r>
+              <w:rPr>
+                <w:rFonts w:ascii="Preeti" w:hAnsi="Preeti" w:cs="Times New Roman"/>
+                <w:sz w:val="28"/>
+                <w:szCs w:val="28"/>
+              </w:rPr>
+              <w:t>d ;fgL</w:t>
+            </w:r>
+            <w:proofErr w:type="gramEnd"/>
+            <w:r>
+              <w:rPr>
+                <w:rFonts w:ascii="Preeti" w:hAnsi="Preeti" w:cs="Times New Roman"/>
+                <w:sz w:val="28"/>
+                <w:szCs w:val="28"/>
+              </w:rPr>
+              <w:t xml:space="preserve"> r/L ====================</w:t>
             </w:r>
           </w:p>
         </w:tc>
@@ -7346,7 +7929,23 @@
                 <w:sz w:val="24"/>
                 <w:szCs w:val="24"/>
               </w:rPr>
-              <w:t>Can hook at birds and insects and color their correct homes.</w:t>
+              <w:t xml:space="preserve">Can </w:t>
+            </w:r>
+            <w:r>
+              <w:rPr>
+                <w:rFonts w:ascii="Times New Roman" w:hAnsi="Times New Roman" w:cs="Times New Roman"/>
+                <w:sz w:val="24"/>
+                <w:szCs w:val="24"/>
+              </w:rPr>
+              <w:t>l</w:t>
+            </w:r>
+            <w:r>
+              <w:rPr>
+                <w:rFonts w:ascii="Times New Roman" w:hAnsi="Times New Roman" w:cs="Times New Roman"/>
+                <w:sz w:val="24"/>
+                <w:szCs w:val="24"/>
+              </w:rPr>
+              <w:t>ook at birds and insects and color their correct homes.</w:t>
             </w:r>
           </w:p>
         </w:tc>
